--- a/docs/reports/PMC-v2-Asked-vs-Delivered.docx
+++ b/docs/reports/PMC-v2-Asked-vs-Delivered.docx
@@ -15,7 +15,7 @@
     </w:p>
     <w:p>
       <w:r>
-        <w:t>Generated 2026-08-05T08:18:57.957817+00:00 · Stakeholder brief</w:t>
+        <w:t>Generated 2026-08-05T08:57:37.253580+00:00 · Stakeholder brief</w:t>
       </w:r>
     </w:p>
     <w:p>

--- a/docs/reports/PMC-v2-Asked-vs-Delivered.docx
+++ b/docs/reports/PMC-v2-Asked-vs-Delivered.docx
@@ -15,7 +15,7 @@
     </w:p>
     <w:p>
       <w:r>
-        <w:t>Generated 2026-08-05T08:57:37.253580+00:00 · Stakeholder brief</w:t>
+        <w:t>Generated 2026-08-05T09:47:40.460516+00:00 · Stakeholder brief</w:t>
       </w:r>
     </w:p>
     <w:p>

--- a/docs/reports/PMC-v2-Asked-vs-Delivered.docx
+++ b/docs/reports/PMC-v2-Asked-vs-Delivered.docx
@@ -15,7 +15,7 @@
     </w:p>
     <w:p>
       <w:r>
-        <w:t>Generated 2026-08-05T09:47:40.460516+00:00 · Stakeholder brief</w:t>
+        <w:t>Generated 2026-08-05T10:00:19.142222+00:00 · Stakeholder brief</w:t>
       </w:r>
     </w:p>
     <w:p>
@@ -28,7 +28,7 @@
     </w:p>
     <w:p>
       <w:r>
-        <w:t>Of 36 tracked scope items, 30 are DELIVERED, 1 are PARTIAL (blocked on external credentials or roadmap-tagged) and 5 are PLANNED. Every substantive action on the platform is audit-logged; the AI copilot is advisory-only — every state change requires an authorised human signature.</w:t>
+        <w:t>Of 44 tracked scope items, 38 are DELIVERED, 1 are PARTIAL (blocked on external credentials or roadmap-tagged) and 5 are PLANNED. Every substantive action on the platform is audit-logged; the AI copilot is advisory-only — every state change requires an authorised human signature.</w:t>
       </w:r>
     </w:p>
     <w:p>
@@ -1449,6 +1449,63 @@
           </w:tcPr>
           <w:p>
             <w:r>
+              <w:t>Compliance</w:t>
+            </w:r>
+          </w:p>
+        </w:tc>
+        <w:tc>
+          <w:tcPr>
+            <w:tcW w:type="dxa" w:w="1728"/>
+            <w:vAlign w:val="top"/>
+          </w:tcPr>
+          <w:p>
+            <w:r>
+              <w:t>KYC as a pre-bid gate — verify before allowing bid submission</w:t>
+            </w:r>
+          </w:p>
+        </w:tc>
+        <w:tc>
+          <w:tcPr>
+            <w:tcW w:type="dxa" w:w="1728"/>
+            <w:vAlign w:val="top"/>
+          </w:tcPr>
+          <w:p>
+            <w:r>
+              <w:t>`bids.create_bid()` returns HTTP 412 unless vendor has a passing KYC decision; `kyc_bypass` override on notices</w:t>
+            </w:r>
+          </w:p>
+        </w:tc>
+        <w:tc>
+          <w:tcPr>
+            <w:tcW w:type="dxa" w:w="1728"/>
+            <w:vAlign w:val="top"/>
+          </w:tcPr>
+          <w:p>
+            <w:r>
+              <w:t>Wave 35d</w:t>
+            </w:r>
+          </w:p>
+        </w:tc>
+      </w:tr>
+      <w:tr>
+        <w:tc>
+          <w:tcPr>
+            <w:tcW w:type="dxa" w:w="1728"/>
+            <w:vAlign w:val="top"/>
+          </w:tcPr>
+          <w:p>
+            <w:r>
+              <w:t>Delivered</w:t>
+            </w:r>
+          </w:p>
+        </w:tc>
+        <w:tc>
+          <w:tcPr>
+            <w:tcW w:type="dxa" w:w="1728"/>
+            <w:vAlign w:val="top"/>
+          </w:tcPr>
+          <w:p>
+            <w:r>
               <w:t>Escrow (EMD)</w:t>
             </w:r>
           </w:p>
@@ -1609,6 +1666,291 @@
           </w:tcPr>
           <w:p>
             <w:r>
+              <w:t>Delivered</w:t>
+            </w:r>
+          </w:p>
+        </w:tc>
+        <w:tc>
+          <w:tcPr>
+            <w:tcW w:type="dxa" w:w="1728"/>
+            <w:vAlign w:val="top"/>
+          </w:tcPr>
+          <w:p>
+            <w:r>
+              <w:t>Escrow (EMD)</w:t>
+            </w:r>
+          </w:p>
+        </w:tc>
+        <w:tc>
+          <w:tcPr>
+            <w:tcW w:type="dxa" w:w="1728"/>
+            <w:vAlign w:val="top"/>
+          </w:tcPr>
+          <w:p>
+            <w:r>
+              <w:t>Non-PMC escrow officer signs without a full staff account</w:t>
+            </w:r>
+          </w:p>
+        </w:tc>
+        <w:tc>
+          <w:tcPr>
+            <w:tcW w:type="dxa" w:w="1728"/>
+            <w:vAlign w:val="top"/>
+          </w:tcPr>
+          <w:p>
+            <w:r>
+              <w:t>`POST /escrow/magic-tokens` admin-issued token → `/escrow/officer/:token` public portal signs the same transactions</w:t>
+            </w:r>
+          </w:p>
+        </w:tc>
+        <w:tc>
+          <w:tcPr>
+            <w:tcW w:type="dxa" w:w="1728"/>
+            <w:vAlign w:val="top"/>
+          </w:tcPr>
+          <w:p>
+            <w:r>
+              <w:t>Wave 35b</w:t>
+            </w:r>
+          </w:p>
+        </w:tc>
+      </w:tr>
+      <w:tr>
+        <w:tc>
+          <w:tcPr>
+            <w:tcW w:type="dxa" w:w="1728"/>
+            <w:vAlign w:val="top"/>
+          </w:tcPr>
+          <w:p>
+            <w:r>
+              <w:t>Delivered</w:t>
+            </w:r>
+          </w:p>
+        </w:tc>
+        <w:tc>
+          <w:tcPr>
+            <w:tcW w:type="dxa" w:w="1728"/>
+            <w:vAlign w:val="top"/>
+          </w:tcPr>
+          <w:p>
+            <w:r>
+              <w:t>Revenue Catalog</w:t>
+            </w:r>
+          </w:p>
+        </w:tc>
+        <w:tc>
+          <w:tcPr>
+            <w:tcW w:type="dxa" w:w="1728"/>
+            <w:vAlign w:val="top"/>
+          </w:tcPr>
+          <w:p>
+            <w:r>
+              <w:t>Admin-editable master of every revenue line (client + supplier)</w:t>
+            </w:r>
+          </w:p>
+        </w:tc>
+        <w:tc>
+          <w:tcPr>
+            <w:tcW w:type="dxa" w:w="1728"/>
+            <w:vAlign w:val="top"/>
+          </w:tcPr>
+          <w:p>
+            <w:r>
+              <w:t>55 products seeded from CA-02/CA-03; 9 pricing models; multi-currency; live CRUD via Admin → Product Catalog</w:t>
+            </w:r>
+          </w:p>
+        </w:tc>
+        <w:tc>
+          <w:tcPr>
+            <w:tcW w:type="dxa" w:w="1728"/>
+            <w:vAlign w:val="top"/>
+          </w:tcPr>
+          <w:p>
+            <w:r>
+              <w:t>Wave 35 · `products.py`</w:t>
+            </w:r>
+          </w:p>
+        </w:tc>
+      </w:tr>
+      <w:tr>
+        <w:tc>
+          <w:tcPr>
+            <w:tcW w:type="dxa" w:w="1728"/>
+            <w:vAlign w:val="top"/>
+          </w:tcPr>
+          <w:p>
+            <w:r>
+              <w:t>Delivered</w:t>
+            </w:r>
+          </w:p>
+        </w:tc>
+        <w:tc>
+          <w:tcPr>
+            <w:tcW w:type="dxa" w:w="1728"/>
+            <w:vAlign w:val="top"/>
+          </w:tcPr>
+          <w:p>
+            <w:r>
+              <w:t>Revenue Catalog</w:t>
+            </w:r>
+          </w:p>
+        </w:tc>
+        <w:tc>
+          <w:tcPr>
+            <w:tcW w:type="dxa" w:w="1728"/>
+            <w:vAlign w:val="top"/>
+          </w:tcPr>
+          <w:p>
+            <w:r>
+              <w:t>Client purchase surface — packages + services</w:t>
+            </w:r>
+          </w:p>
+        </w:tc>
+        <w:tc>
+          <w:tcPr>
+            <w:tcW w:type="dxa" w:w="1728"/>
+            <w:vAlign w:val="top"/>
+          </w:tcPr>
+          <w:p>
+            <w:r>
+              <w:t>Public `/services` with 34 products, 5 category filters, quote-vs-subscribe CTAs driven by pricing_model</w:t>
+            </w:r>
+          </w:p>
+        </w:tc>
+        <w:tc>
+          <w:tcPr>
+            <w:tcW w:type="dxa" w:w="1728"/>
+            <w:vAlign w:val="top"/>
+          </w:tcPr>
+          <w:p>
+            <w:r>
+              <w:t>Wave 36 · `ClientPurchase`</w:t>
+            </w:r>
+          </w:p>
+        </w:tc>
+      </w:tr>
+      <w:tr>
+        <w:tc>
+          <w:tcPr>
+            <w:tcW w:type="dxa" w:w="1728"/>
+            <w:vAlign w:val="top"/>
+          </w:tcPr>
+          <w:p>
+            <w:r>
+              <w:t>Delivered</w:t>
+            </w:r>
+          </w:p>
+        </w:tc>
+        <w:tc>
+          <w:tcPr>
+            <w:tcW w:type="dxa" w:w="1728"/>
+            <w:vAlign w:val="top"/>
+          </w:tcPr>
+          <w:p>
+            <w:r>
+              <w:t>Revenue Catalog</w:t>
+            </w:r>
+          </w:p>
+        </w:tc>
+        <w:tc>
+          <w:tcPr>
+            <w:tcW w:type="dxa" w:w="1728"/>
+            <w:vAlign w:val="top"/>
+          </w:tcPr>
+          <w:p>
+            <w:r>
+              <w:t>Supplier purchase surface — Supplier Success + tender-stage + add-ons</w:t>
+            </w:r>
+          </w:p>
+        </w:tc>
+        <w:tc>
+          <w:tcPr>
+            <w:tcW w:type="dxa" w:w="1728"/>
+            <w:vAlign w:val="top"/>
+          </w:tcPr>
+          <w:p>
+            <w:r>
+              <w:t>Public `/vendor/services` with 21 products, GBP pricing, SME/Mid/Tier-1 subscription tiers</w:t>
+            </w:r>
+          </w:p>
+        </w:tc>
+        <w:tc>
+          <w:tcPr>
+            <w:tcW w:type="dxa" w:w="1728"/>
+            <w:vAlign w:val="top"/>
+          </w:tcPr>
+          <w:p>
+            <w:r>
+              <w:t>Wave 37 · `VendorPurchase`</w:t>
+            </w:r>
+          </w:p>
+        </w:tc>
+      </w:tr>
+      <w:tr>
+        <w:tc>
+          <w:tcPr>
+            <w:tcW w:type="dxa" w:w="1728"/>
+            <w:vAlign w:val="top"/>
+          </w:tcPr>
+          <w:p>
+            <w:r>
+              <w:t>Delivered</w:t>
+            </w:r>
+          </w:p>
+        </w:tc>
+        <w:tc>
+          <w:tcPr>
+            <w:tcW w:type="dxa" w:w="1728"/>
+            <w:vAlign w:val="top"/>
+          </w:tcPr>
+          <w:p>
+            <w:r>
+              <w:t>Payments</w:t>
+            </w:r>
+          </w:p>
+        </w:tc>
+        <w:tc>
+          <w:tcPr>
+            <w:tcW w:type="dxa" w:w="1728"/>
+            <w:vAlign w:val="top"/>
+          </w:tcPr>
+          <w:p>
+            <w:r>
+              <w:t>Stripe Checkout for one-off + subscription products from the catalog</w:t>
+            </w:r>
+          </w:p>
+        </w:tc>
+        <w:tc>
+          <w:tcPr>
+            <w:tcW w:type="dxa" w:w="1728"/>
+            <w:vAlign w:val="top"/>
+          </w:tcPr>
+          <w:p>
+            <w:r>
+              <w:t>`POST /api/v1/billing/checkout` (admin, vendor OR anon) creates `cs_test_...` session with server-authoritative amount; `/api/webhook/stripe` idempotent</w:t>
+            </w:r>
+          </w:p>
+        </w:tc>
+        <w:tc>
+          <w:tcPr>
+            <w:tcW w:type="dxa" w:w="1728"/>
+            <w:vAlign w:val="top"/>
+          </w:tcPr>
+          <w:p>
+            <w:r>
+              <w:t>Wave 35 · `emergentintegrations`</w:t>
+            </w:r>
+          </w:p>
+        </w:tc>
+      </w:tr>
+      <w:tr>
+        <w:tc>
+          <w:tcPr>
+            <w:tcW w:type="dxa" w:w="1728"/>
+            <w:vAlign w:val="top"/>
+          </w:tcPr>
+          <w:p>
+            <w:r>
               <w:t>Partial</w:t>
             </w:r>
           </w:p>
@@ -1631,7 +1973,7 @@
           </w:tcPr>
           <w:p>
             <w:r>
-              <w:t>Stripe (EMD), PayPal, Kaspi Pay</w:t>
+              <w:t>PayPal, Kaspi Pay</w:t>
             </w:r>
           </w:p>
         </w:tc>
@@ -1642,7 +1984,7 @@
           </w:tcPr>
           <w:p>
             <w:r>
-              <w:t>Stripe wired; PayPal/Kaspi in sandbox mock — waiting for merchant credentials</w:t>
+              <w:t>In sandbox mock — waiting for merchant credentials</w:t>
             </w:r>
           </w:p>
         </w:tc>
@@ -1653,7 +1995,7 @@
           </w:tcPr>
           <w:p>
             <w:r>
-              <w:t>Waves 1-3</w:t>
+              <w:t>P2 · blocked</w:t>
             </w:r>
           </w:p>
         </w:tc>
@@ -1848,6 +2190,120 @@
           </w:tcPr>
           <w:p>
             <w:r>
+              <w:t>Governance</w:t>
+            </w:r>
+          </w:p>
+        </w:tc>
+        <w:tc>
+          <w:tcPr>
+            <w:tcW w:type="dxa" w:w="1728"/>
+            <w:vAlign w:val="top"/>
+          </w:tcPr>
+          <w:p>
+            <w:r>
+              <w:t>Live public roadmap page so vendors can see what's built vs coming</w:t>
+            </w:r>
+          </w:p>
+        </w:tc>
+        <w:tc>
+          <w:tcPr>
+            <w:tcW w:type="dxa" w:w="1728"/>
+            <w:vAlign w:val="top"/>
+          </w:tcPr>
+          <w:p>
+            <w:r>
+              <w:t>Public `/roadmap` reads `/api/v1/reports/public/roadmap` — 20 areas, status pills, stat-card filters</w:t>
+            </w:r>
+          </w:p>
+        </w:tc>
+        <w:tc>
+          <w:tcPr>
+            <w:tcW w:type="dxa" w:w="1728"/>
+            <w:vAlign w:val="top"/>
+          </w:tcPr>
+          <w:p>
+            <w:r>
+              <w:t>Wave 35c</w:t>
+            </w:r>
+          </w:p>
+        </w:tc>
+      </w:tr>
+      <w:tr>
+        <w:tc>
+          <w:tcPr>
+            <w:tcW w:type="dxa" w:w="1728"/>
+            <w:vAlign w:val="top"/>
+          </w:tcPr>
+          <w:p>
+            <w:r>
+              <w:t>Delivered</w:t>
+            </w:r>
+          </w:p>
+        </w:tc>
+        <w:tc>
+          <w:tcPr>
+            <w:tcW w:type="dxa" w:w="1728"/>
+            <w:vAlign w:val="top"/>
+          </w:tcPr>
+          <w:p>
+            <w:r>
+              <w:t>Governance</w:t>
+            </w:r>
+          </w:p>
+        </w:tc>
+        <w:tc>
+          <w:tcPr>
+            <w:tcW w:type="dxa" w:w="1728"/>
+            <w:vAlign w:val="top"/>
+          </w:tcPr>
+          <w:p>
+            <w:r>
+              <w:t>Stakeholder reports auto-regenerate on every deploy</w:t>
+            </w:r>
+          </w:p>
+        </w:tc>
+        <w:tc>
+          <w:tcPr>
+            <w:tcW w:type="dxa" w:w="1728"/>
+            <w:vAlign w:val="top"/>
+          </w:tcPr>
+          <w:p>
+            <w:r>
+              <w:t>`_refresh_reports_snapshot()` runs at startup — `/app/docs/reports/*.{xlsx,docx,pdf,svg}` never drifts</w:t>
+            </w:r>
+          </w:p>
+        </w:tc>
+        <w:tc>
+          <w:tcPr>
+            <w:tcW w:type="dxa" w:w="1728"/>
+            <w:vAlign w:val="top"/>
+          </w:tcPr>
+          <w:p>
+            <w:r>
+              <w:t>Wave 35e</w:t>
+            </w:r>
+          </w:p>
+        </w:tc>
+      </w:tr>
+      <w:tr>
+        <w:tc>
+          <w:tcPr>
+            <w:tcW w:type="dxa" w:w="1728"/>
+            <w:vAlign w:val="top"/>
+          </w:tcPr>
+          <w:p>
+            <w:r>
+              <w:t>Delivered</w:t>
+            </w:r>
+          </w:p>
+        </w:tc>
+        <w:tc>
+          <w:tcPr>
+            <w:tcW w:type="dxa" w:w="1728"/>
+            <w:vAlign w:val="top"/>
+          </w:tcPr>
+          <w:p>
+            <w:r>
               <w:t>Mobile</w:t>
             </w:r>
           </w:p>
@@ -1882,63 +2338,6 @@
           <w:p>
             <w:r>
               <w:t>Waves 13, 22</w:t>
-            </w:r>
-          </w:p>
-        </w:tc>
-      </w:tr>
-      <w:tr>
-        <w:tc>
-          <w:tcPr>
-            <w:tcW w:type="dxa" w:w="1728"/>
-            <w:vAlign w:val="top"/>
-          </w:tcPr>
-          <w:p>
-            <w:r>
-              <w:t>Planned</w:t>
-            </w:r>
-          </w:p>
-        </w:tc>
-        <w:tc>
-          <w:tcPr>
-            <w:tcW w:type="dxa" w:w="1728"/>
-            <w:vAlign w:val="top"/>
-          </w:tcPr>
-          <w:p>
-            <w:r>
-              <w:t>Compliance</w:t>
-            </w:r>
-          </w:p>
-        </w:tc>
-        <w:tc>
-          <w:tcPr>
-            <w:tcW w:type="dxa" w:w="1728"/>
-            <w:vAlign w:val="top"/>
-          </w:tcPr>
-          <w:p>
-            <w:r>
-              <w:t>KYC should be a pre-bid gate (verify before allowing bid submission)</w:t>
-            </w:r>
-          </w:p>
-        </w:tc>
-        <w:tc>
-          <w:tcPr>
-            <w:tcW w:type="dxa" w:w="1728"/>
-            <w:vAlign w:val="top"/>
-          </w:tcPr>
-          <w:p>
-            <w:r>
-              <w:t>Currently: KYC stub can be run, but not enforced as a gate before bidding</w:t>
-            </w:r>
-          </w:p>
-        </w:tc>
-        <w:tc>
-          <w:tcPr>
-            <w:tcW w:type="dxa" w:w="1728"/>
-            <w:vAlign w:val="top"/>
-          </w:tcPr>
-          <w:p>
-            <w:r>
-              <w:t>Roadmap · P1 — needs live KYC keys</w:t>
             </w:r>
           </w:p>
         </w:tc>
@@ -2110,6 +2509,63 @@
           <w:p>
             <w:r>
               <w:t>Blocked · P2</w:t>
+            </w:r>
+          </w:p>
+        </w:tc>
+      </w:tr>
+      <w:tr>
+        <w:tc>
+          <w:tcPr>
+            <w:tcW w:type="dxa" w:w="1728"/>
+            <w:vAlign w:val="top"/>
+          </w:tcPr>
+          <w:p>
+            <w:r>
+              <w:t>Planned</w:t>
+            </w:r>
+          </w:p>
+        </w:tc>
+        <w:tc>
+          <w:tcPr>
+            <w:tcW w:type="dxa" w:w="1728"/>
+            <w:vAlign w:val="top"/>
+          </w:tcPr>
+          <w:p>
+            <w:r>
+              <w:t>Compliance</w:t>
+            </w:r>
+          </w:p>
+        </w:tc>
+        <w:tc>
+          <w:tcPr>
+            <w:tcW w:type="dxa" w:w="1728"/>
+            <w:vAlign w:val="top"/>
+          </w:tcPr>
+          <w:p>
+            <w:r>
+              <w:t>Live KYC provider integration</w:t>
+            </w:r>
+          </w:p>
+        </w:tc>
+        <w:tc>
+          <w:tcPr>
+            <w:tcW w:type="dxa" w:w="1728"/>
+            <w:vAlign w:val="top"/>
+          </w:tcPr>
+          <w:p>
+            <w:r>
+              <w:t>Stubbed logic in place + pre-bid gate wired; awaiting `KYC_BASE_URL` and `KYC_API_KEY`</w:t>
+            </w:r>
+          </w:p>
+        </w:tc>
+        <w:tc>
+          <w:tcPr>
+            <w:tcW w:type="dxa" w:w="1728"/>
+            <w:vAlign w:val="top"/>
+          </w:tcPr>
+          <w:p>
+            <w:r>
+              <w:t>Blocked · P1</w:t>
             </w:r>
           </w:p>
         </w:tc>

--- a/docs/reports/PMC-v2-Asked-vs-Delivered.docx
+++ b/docs/reports/PMC-v2-Asked-vs-Delivered.docx
@@ -15,7 +15,7 @@
     </w:p>
     <w:p>
       <w:r>
-        <w:t>Generated 2026-08-05T10:00:19.142222+00:00 · Stakeholder brief</w:t>
+        <w:t>Generated 2026-08-05T10:16:27.241307+00:00 · Stakeholder brief</w:t>
       </w:r>
     </w:p>
     <w:p>

--- a/docs/reports/PMC-v2-Asked-vs-Delivered.docx
+++ b/docs/reports/PMC-v2-Asked-vs-Delivered.docx
@@ -15,7 +15,7 @@
     </w:p>
     <w:p>
       <w:r>
-        <w:t>Generated 2026-08-05T10:16:27.241307+00:00 · Stakeholder brief</w:t>
+        <w:t>Generated 2026-08-05T10:19:52.196277+00:00 · Stakeholder brief</w:t>
       </w:r>
     </w:p>
     <w:p>

--- a/docs/reports/PMC-v2-Asked-vs-Delivered.docx
+++ b/docs/reports/PMC-v2-Asked-vs-Delivered.docx
@@ -15,7 +15,7 @@
     </w:p>
     <w:p>
       <w:r>
-        <w:t>Generated 2026-08-05T10:19:52.196277+00:00 · Stakeholder brief</w:t>
+        <w:t>Generated 2026-08-05T10:34:10.800894+00:00 · Stakeholder brief</w:t>
       </w:r>
     </w:p>
     <w:p>
@@ -28,7 +28,7 @@
     </w:p>
     <w:p>
       <w:r>
-        <w:t>Of 44 tracked scope items, 38 are DELIVERED, 1 are PARTIAL (blocked on external credentials or roadmap-tagged) and 5 are PLANNED. Every substantive action on the platform is audit-logged; the AI copilot is advisory-only — every state change requires an authorised human signature.</w:t>
+        <w:t>Of 45 tracked scope items, 39 are DELIVERED, 1 are PARTIAL (blocked on external credentials or roadmap-tagged) and 5 are PLANNED. Every substantive action on the platform is audit-logged; the AI copilot is advisory-only — every state change requires an authorised human signature.</w:t>
       </w:r>
     </w:p>
     <w:p>
@@ -1859,6 +1859,63 @@
           </w:tcPr>
           <w:p>
             <w:r>
+              <w:t>Quote pipeline — Request quote → engagement → admin quote → invoice → paid</w:t>
+            </w:r>
+          </w:p>
+        </w:tc>
+        <w:tc>
+          <w:tcPr>
+            <w:tcW w:type="dxa" w:w="1728"/>
+            <w:vAlign w:val="top"/>
+          </w:tcPr>
+          <w:p>
+            <w:r>
+              <w:t>New `engagements.py` router + `EngagementsPanel.jsx` admin UI. Quote requests from purchase pages land in a persistent pipeline; admin sets amount, generates Stripe pay-link in one click; end-to-end tested $40k USD.</w:t>
+            </w:r>
+          </w:p>
+        </w:tc>
+        <w:tc>
+          <w:tcPr>
+            <w:tcW w:type="dxa" w:w="1728"/>
+            <w:vAlign w:val="top"/>
+          </w:tcPr>
+          <w:p>
+            <w:r>
+              <w:t>Wave 38</w:t>
+            </w:r>
+          </w:p>
+        </w:tc>
+      </w:tr>
+      <w:tr>
+        <w:tc>
+          <w:tcPr>
+            <w:tcW w:type="dxa" w:w="1728"/>
+            <w:vAlign w:val="top"/>
+          </w:tcPr>
+          <w:p>
+            <w:r>
+              <w:t>Delivered</w:t>
+            </w:r>
+          </w:p>
+        </w:tc>
+        <w:tc>
+          <w:tcPr>
+            <w:tcW w:type="dxa" w:w="1728"/>
+            <w:vAlign w:val="top"/>
+          </w:tcPr>
+          <w:p>
+            <w:r>
+              <w:t>Revenue Catalog</w:t>
+            </w:r>
+          </w:p>
+        </w:tc>
+        <w:tc>
+          <w:tcPr>
+            <w:tcW w:type="dxa" w:w="1728"/>
+            <w:vAlign w:val="top"/>
+          </w:tcPr>
+          <w:p>
+            <w:r>
               <w:t>Supplier purchase surface — Supplier Success + tender-stage + add-ons</w:t>
             </w:r>
           </w:p>

--- a/docs/reports/PMC-v2-Asked-vs-Delivered.docx
+++ b/docs/reports/PMC-v2-Asked-vs-Delivered.docx
@@ -15,7 +15,7 @@
     </w:p>
     <w:p>
       <w:r>
-        <w:t>Generated 2026-08-05T10:34:10.800894+00:00 · Stakeholder brief</w:t>
+        <w:t>Generated 2026-08-05T10:35:44.857836+00:00 · Stakeholder brief</w:t>
       </w:r>
     </w:p>
     <w:p>

--- a/docs/reports/PMC-v2-Asked-vs-Delivered.docx
+++ b/docs/reports/PMC-v2-Asked-vs-Delivered.docx
@@ -15,7 +15,7 @@
     </w:p>
     <w:p>
       <w:r>
-        <w:t>Generated 2026-08-05T10:35:44.857836+00:00 · Stakeholder brief</w:t>
+        <w:t>Generated 2026-08-05T10:43:02.342629+00:00 · Stakeholder brief</w:t>
       </w:r>
     </w:p>
     <w:p>

--- a/docs/reports/PMC-v2-Asked-vs-Delivered.docx
+++ b/docs/reports/PMC-v2-Asked-vs-Delivered.docx
@@ -15,7 +15,7 @@
     </w:p>
     <w:p>
       <w:r>
-        <w:t>Generated 2026-08-05T10:43:02.342629+00:00 · Stakeholder brief</w:t>
+        <w:t>Generated 2026-08-05T10:59:16.191650+00:00 · Stakeholder brief</w:t>
       </w:r>
     </w:p>
     <w:p>

--- a/docs/reports/PMC-v2-Asked-vs-Delivered.docx
+++ b/docs/reports/PMC-v2-Asked-vs-Delivered.docx
@@ -15,7 +15,7 @@
     </w:p>
     <w:p>
       <w:r>
-        <w:t>Generated 2026-08-05T10:59:16.191650+00:00 · Stakeholder brief</w:t>
+        <w:t>Generated 2026-08-06T04:22:22.795439+00:00 · Stakeholder brief</w:t>
       </w:r>
     </w:p>
     <w:p>

--- a/docs/reports/PMC-v2-Asked-vs-Delivered.docx
+++ b/docs/reports/PMC-v2-Asked-vs-Delivered.docx
@@ -15,7 +15,7 @@
     </w:p>
     <w:p>
       <w:r>
-        <w:t>Generated 2026-08-06T04:22:22.795439+00:00 · Stakeholder brief</w:t>
+        <w:t>Generated 2026-08-06T09:38:55.799048+00:00 · Stakeholder brief</w:t>
       </w:r>
     </w:p>
     <w:p>

--- a/docs/reports/PMC-v2-Asked-vs-Delivered.docx
+++ b/docs/reports/PMC-v2-Asked-vs-Delivered.docx
@@ -15,7 +15,7 @@
     </w:p>
     <w:p>
       <w:r>
-        <w:t>Generated 2026-08-06T09:38:55.799048+00:00 · Stakeholder brief</w:t>
+        <w:t>Generated 2026-08-06T09:59:15.826732+00:00 · Stakeholder brief</w:t>
       </w:r>
     </w:p>
     <w:p>
@@ -28,7 +28,7 @@
     </w:p>
     <w:p>
       <w:r>
-        <w:t>Of 45 tracked scope items, 39 are DELIVERED, 1 are PARTIAL (blocked on external credentials or roadmap-tagged) and 5 are PLANNED. Every substantive action on the platform is audit-logged; the AI copilot is advisory-only — every state change requires an authorised human signature.</w:t>
+        <w:t>Of 54 tracked scope items, 43 are DELIVERED, 1 are PARTIAL (blocked on external credentials or roadmap-tagged) and 10 are PLANNED. Every substantive action on the platform is audit-logged; the AI copilot is advisory-only — every state change requires an authorised human signature.</w:t>
       </w:r>
     </w:p>
     <w:p>
@@ -2407,7 +2407,178 @@
           </w:tcPr>
           <w:p>
             <w:r>
-              <w:t>Planned</w:t>
+              <w:t>Delivered</w:t>
+            </w:r>
+          </w:p>
+        </w:tc>
+        <w:tc>
+          <w:tcPr>
+            <w:tcW w:type="dxa" w:w="1728"/>
+            <w:vAlign w:val="top"/>
+          </w:tcPr>
+          <w:p>
+            <w:r>
+              <w:t>Procurement</w:t>
+            </w:r>
+          </w:p>
+        </w:tc>
+        <w:tc>
+          <w:tcPr>
+            <w:tcW w:type="dxa" w:w="1728"/>
+            <w:vAlign w:val="top"/>
+          </w:tcPr>
+          <w:p>
+            <w:r>
+              <w:t>Formal corrigendum / amendment publisher for published notices</w:t>
+            </w:r>
+          </w:p>
+        </w:tc>
+        <w:tc>
+          <w:tcPr>
+            <w:tcW w:type="dxa" w:w="1728"/>
+            <w:vAlign w:val="top"/>
+          </w:tcPr>
+          <w:p>
+            <w:r>
+              <w:t>New `/api/v1/notices/{ref}/corrigenda` router — auto-numbered, deadline auto-update on parent notice, public banner on Notice Detail, admin CorrigendaPanel with withdraw</w:t>
+            </w:r>
+          </w:p>
+        </w:tc>
+        <w:tc>
+          <w:tcPr>
+            <w:tcW w:type="dxa" w:w="1728"/>
+            <w:vAlign w:val="top"/>
+          </w:tcPr>
+          <w:p>
+            <w:r>
+              <w:t>Wave 39</w:t>
+            </w:r>
+          </w:p>
+        </w:tc>
+      </w:tr>
+      <w:tr>
+        <w:tc>
+          <w:tcPr>
+            <w:tcW w:type="dxa" w:w="1728"/>
+            <w:vAlign w:val="top"/>
+          </w:tcPr>
+          <w:p>
+            <w:r>
+              <w:t>Delivered</w:t>
+            </w:r>
+          </w:p>
+        </w:tc>
+        <w:tc>
+          <w:tcPr>
+            <w:tcW w:type="dxa" w:w="1728"/>
+            <w:vAlign w:val="top"/>
+          </w:tcPr>
+          <w:p>
+            <w:r>
+              <w:t>Bidding</w:t>
+            </w:r>
+          </w:p>
+        </w:tc>
+        <w:tc>
+          <w:tcPr>
+            <w:tcW w:type="dxa" w:w="1728"/>
+            <w:vAlign w:val="top"/>
+          </w:tcPr>
+          <w:p>
+            <w:r>
+              <w:t>Two-cover / split-envelope submission — technical clearance before commercial visibility</w:t>
+            </w:r>
+          </w:p>
+        </w:tc>
+        <w:tc>
+          <w:tcPr>
+            <w:tcW w:type="dxa" w:w="1728"/>
+            <w:vAlign w:val="top"/>
+          </w:tcPr>
+          <w:p>
+            <w:r>
+              <w:t>New `/bids/{id}/technical-clear` + `/financial-open`; `_redact_commercial()` strips price and commercial docs for tech-only viewers or before financial open</w:t>
+            </w:r>
+          </w:p>
+        </w:tc>
+        <w:tc>
+          <w:tcPr>
+            <w:tcW w:type="dxa" w:w="1728"/>
+            <w:vAlign w:val="top"/>
+          </w:tcPr>
+          <w:p>
+            <w:r>
+              <w:t>Wave 39</w:t>
+            </w:r>
+          </w:p>
+        </w:tc>
+      </w:tr>
+      <w:tr>
+        <w:tc>
+          <w:tcPr>
+            <w:tcW w:type="dxa" w:w="1728"/>
+            <w:vAlign w:val="top"/>
+          </w:tcPr>
+          <w:p>
+            <w:r>
+              <w:t>Delivered</w:t>
+            </w:r>
+          </w:p>
+        </w:tc>
+        <w:tc>
+          <w:tcPr>
+            <w:tcW w:type="dxa" w:w="1728"/>
+            <w:vAlign w:val="top"/>
+          </w:tcPr>
+          <w:p>
+            <w:r>
+              <w:t>Post-Award</w:t>
+            </w:r>
+          </w:p>
+        </w:tc>
+        <w:tc>
+          <w:tcPr>
+            <w:tcW w:type="dxa" w:w="1728"/>
+            <w:vAlign w:val="top"/>
+          </w:tcPr>
+          <w:p>
+            <w:r>
+              <w:t>Auto-generated Purchase Order, SLA, and Contract on bid award</w:t>
+            </w:r>
+          </w:p>
+        </w:tc>
+        <w:tc>
+          <w:tcPr>
+            <w:tcW w:type="dxa" w:w="1728"/>
+            <w:vAlign w:val="top"/>
+          </w:tcPr>
+          <w:p>
+            <w:r>
+              <w:t>New `/api/v1/awards/*` router — 3 WeasyPrint PDFs (PO/SLA/Contract) drafted on award, stored in `award_documents`, downloadable by admin + awarded vendor, admin AwardsPanel with regenerate</w:t>
+            </w:r>
+          </w:p>
+        </w:tc>
+        <w:tc>
+          <w:tcPr>
+            <w:tcW w:type="dxa" w:w="1728"/>
+            <w:vAlign w:val="top"/>
+          </w:tcPr>
+          <w:p>
+            <w:r>
+              <w:t>Wave 39 · PMC-PO-YYYY-##### numbering</w:t>
+            </w:r>
+          </w:p>
+        </w:tc>
+      </w:tr>
+      <w:tr>
+        <w:tc>
+          <w:tcPr>
+            <w:tcW w:type="dxa" w:w="1728"/>
+            <w:vAlign w:val="top"/>
+          </w:tcPr>
+          <w:p>
+            <w:r>
+              <w:t>Delivered</w:t>
             </w:r>
           </w:p>
         </w:tc>
@@ -2429,7 +2600,7 @@
           </w:tcPr>
           <w:p>
             <w:r>
-              <w:t>Technical vs commercial evaluators segregated</w:t>
+              <w:t>Technical vs commercial evaluators segregated (role firewall)</w:t>
             </w:r>
           </w:p>
         </w:tc>
@@ -2440,7 +2611,64 @@
           </w:tcPr>
           <w:p>
             <w:r>
-              <w:t>Currently rubric-scored, but a firewall role split (`tech_evaluator` cannot see commercial score until joint meeting) is not enforced</w:t>
+              <w:t>`tech_evaluator` role sees redacted bids (price + commercial notes + commercial documents stripped); commercial envelope gated by explicit `financial-open` after `technical-clear`</w:t>
+            </w:r>
+          </w:p>
+        </w:tc>
+        <w:tc>
+          <w:tcPr>
+            <w:tcW w:type="dxa" w:w="1728"/>
+            <w:vAlign w:val="top"/>
+          </w:tcPr>
+          <w:p>
+            <w:r>
+              <w:t>Wave 39 · supersedes earlier planned row</w:t>
+            </w:r>
+          </w:p>
+        </w:tc>
+      </w:tr>
+      <w:tr>
+        <w:tc>
+          <w:tcPr>
+            <w:tcW w:type="dxa" w:w="1728"/>
+            <w:vAlign w:val="top"/>
+          </w:tcPr>
+          <w:p>
+            <w:r>
+              <w:t>Planned</w:t>
+            </w:r>
+          </w:p>
+        </w:tc>
+        <w:tc>
+          <w:tcPr>
+            <w:tcW w:type="dxa" w:w="1728"/>
+            <w:vAlign w:val="top"/>
+          </w:tcPr>
+          <w:p>
+            <w:r>
+              <w:t>Bidding</w:t>
+            </w:r>
+          </w:p>
+        </w:tc>
+        <w:tc>
+          <w:tcPr>
+            <w:tcW w:type="dxa" w:w="1728"/>
+            <w:vAlign w:val="top"/>
+          </w:tcPr>
+          <w:p>
+            <w:r>
+              <w:t>Live Reverse Auction room with masked identities, auto-bid, price floor</w:t>
+            </w:r>
+          </w:p>
+        </w:tc>
+        <w:tc>
+          <w:tcPr>
+            <w:tcW w:type="dxa" w:w="1728"/>
+            <w:vAlign w:val="top"/>
+          </w:tcPr>
+          <w:p>
+            <w:r>
+              <w:t>Auction model + endpoints scaffolded (`auction_type = reverse|forward|live|sealed`); missing real-time WebSocket bidding UI, auto-bid engine, masked leaderboard, price-floor validator</w:t>
             </w:r>
           </w:p>
         </w:tc>
@@ -2452,6 +2680,291 @@
           <w:p>
             <w:r>
               <w:t>Roadmap · P1</w:t>
+            </w:r>
+          </w:p>
+        </w:tc>
+      </w:tr>
+      <w:tr>
+        <w:tc>
+          <w:tcPr>
+            <w:tcW w:type="dxa" w:w="1728"/>
+            <w:vAlign w:val="top"/>
+          </w:tcPr>
+          <w:p>
+            <w:r>
+              <w:t>Planned</w:t>
+            </w:r>
+          </w:p>
+        </w:tc>
+        <w:tc>
+          <w:tcPr>
+            <w:tcW w:type="dxa" w:w="1728"/>
+            <w:vAlign w:val="top"/>
+          </w:tcPr>
+          <w:p>
+            <w:r>
+              <w:t>Procurement</w:t>
+            </w:r>
+          </w:p>
+        </w:tc>
+        <w:tc>
+          <w:tcPr>
+            <w:tcW w:type="dxa" w:w="1728"/>
+            <w:vAlign w:val="top"/>
+          </w:tcPr>
+          <w:p>
+            <w:r>
+              <w:t>L1 (lowest-price) auto-comparison for mid-value tenders</w:t>
+            </w:r>
+          </w:p>
+        </w:tc>
+        <w:tc>
+          <w:tcPr>
+            <w:tcW w:type="dxa" w:w="1728"/>
+            <w:vAlign w:val="top"/>
+          </w:tcPr>
+          <w:p>
+            <w:r>
+              <w:t>Rule-based engine that fires when ≥ N vendors submit against a mid-value tender and auto-shortlists lowest-price compliant bid</w:t>
+            </w:r>
+          </w:p>
+        </w:tc>
+        <w:tc>
+          <w:tcPr>
+            <w:tcW w:type="dxa" w:w="1728"/>
+            <w:vAlign w:val="top"/>
+          </w:tcPr>
+          <w:p>
+            <w:r>
+              <w:t>Roadmap · P2</w:t>
+            </w:r>
+          </w:p>
+        </w:tc>
+      </w:tr>
+      <w:tr>
+        <w:tc>
+          <w:tcPr>
+            <w:tcW w:type="dxa" w:w="1728"/>
+            <w:vAlign w:val="top"/>
+          </w:tcPr>
+          <w:p>
+            <w:r>
+              <w:t>Planned</w:t>
+            </w:r>
+          </w:p>
+        </w:tc>
+        <w:tc>
+          <w:tcPr>
+            <w:tcW w:type="dxa" w:w="1728"/>
+            <w:vAlign w:val="top"/>
+          </w:tcPr>
+          <w:p>
+            <w:r>
+              <w:t>Procurement</w:t>
+            </w:r>
+          </w:p>
+        </w:tc>
+        <w:tc>
+          <w:tcPr>
+            <w:tcW w:type="dxa" w:w="1728"/>
+            <w:vAlign w:val="top"/>
+          </w:tcPr>
+          <w:p>
+            <w:r>
+              <w:t>Direct-Purchase value-threshold gate</w:t>
+            </w:r>
+          </w:p>
+        </w:tc>
+        <w:tc>
+          <w:tcPr>
+            <w:tcW w:type="dxa" w:w="1728"/>
+            <w:vAlign w:val="top"/>
+          </w:tcPr>
+          <w:p>
+            <w:r>
+              <w:t>Config flag on notice/product so low-value catalog items skip full tender workflow and issue a direct PO</w:t>
+            </w:r>
+          </w:p>
+        </w:tc>
+        <w:tc>
+          <w:tcPr>
+            <w:tcW w:type="dxa" w:w="1728"/>
+            <w:vAlign w:val="top"/>
+          </w:tcPr>
+          <w:p>
+            <w:r>
+              <w:t>Roadmap · P2</w:t>
+            </w:r>
+          </w:p>
+        </w:tc>
+      </w:tr>
+      <w:tr>
+        <w:tc>
+          <w:tcPr>
+            <w:tcW w:type="dxa" w:w="1728"/>
+            <w:vAlign w:val="top"/>
+          </w:tcPr>
+          <w:p>
+            <w:r>
+              <w:t>Planned</w:t>
+            </w:r>
+          </w:p>
+        </w:tc>
+        <w:tc>
+          <w:tcPr>
+            <w:tcW w:type="dxa" w:w="1728"/>
+            <w:vAlign w:val="top"/>
+          </w:tcPr>
+          <w:p>
+            <w:r>
+              <w:t>Taxonomy</w:t>
+            </w:r>
+          </w:p>
+        </w:tc>
+        <w:tc>
+          <w:tcPr>
+            <w:tcW w:type="dxa" w:w="1728"/>
+            <w:vAlign w:val="top"/>
+          </w:tcPr>
+          <w:p>
+            <w:r>
+              <w:t>UNSPSC / standardised product &amp; service classification</w:t>
+            </w:r>
+          </w:p>
+        </w:tc>
+        <w:tc>
+          <w:tcPr>
+            <w:tcW w:type="dxa" w:w="1728"/>
+            <w:vAlign w:val="top"/>
+          </w:tcPr>
+          <w:p>
+            <w:r>
+              <w:t>Import UNSPSC v25 seed into `taxonomy_nodes`, add `unspsc_code` to products / BOQ items / registration scopes, expose a picker widget</w:t>
+            </w:r>
+          </w:p>
+        </w:tc>
+        <w:tc>
+          <w:tcPr>
+            <w:tcW w:type="dxa" w:w="1728"/>
+            <w:vAlign w:val="top"/>
+          </w:tcPr>
+          <w:p>
+            <w:r>
+              <w:t>Roadmap · P1</w:t>
+            </w:r>
+          </w:p>
+        </w:tc>
+      </w:tr>
+      <w:tr>
+        <w:tc>
+          <w:tcPr>
+            <w:tcW w:type="dxa" w:w="1728"/>
+            <w:vAlign w:val="top"/>
+          </w:tcPr>
+          <w:p>
+            <w:r>
+              <w:t>Planned</w:t>
+            </w:r>
+          </w:p>
+        </w:tc>
+        <w:tc>
+          <w:tcPr>
+            <w:tcW w:type="dxa" w:w="1728"/>
+            <w:vAlign w:val="top"/>
+          </w:tcPr>
+          <w:p>
+            <w:r>
+              <w:t>Legal</w:t>
+            </w:r>
+          </w:p>
+        </w:tc>
+        <w:tc>
+          <w:tcPr>
+            <w:tcW w:type="dxa" w:w="1728"/>
+            <w:vAlign w:val="top"/>
+          </w:tcPr>
+          <w:p>
+            <w:r>
+              <w:t>PKI / DSC (Digital Signature Certificate) integration for bid + contract signing</w:t>
+            </w:r>
+          </w:p>
+        </w:tc>
+        <w:tc>
+          <w:tcPr>
+            <w:tcW w:type="dxa" w:w="1728"/>
+            <w:vAlign w:val="top"/>
+          </w:tcPr>
+          <w:p>
+            <w:r>
+              <w:t>Research done — shortlist: DocuSign eSignature Advanced (UK/EU global), Signicat (UK/EU eIDAS), eMudhra emSigner (India + global) or Adobe Sign Cloud Signatures. Needs paid vendor account + PKCS#11 handler on frontend</w:t>
+            </w:r>
+          </w:p>
+        </w:tc>
+        <w:tc>
+          <w:tcPr>
+            <w:tcW w:type="dxa" w:w="1728"/>
+            <w:vAlign w:val="top"/>
+          </w:tcPr>
+          <w:p>
+            <w:r>
+              <w:t>Roadmap · P1 · Legal non-repudiation</w:t>
+            </w:r>
+          </w:p>
+        </w:tc>
+      </w:tr>
+      <w:tr>
+        <w:tc>
+          <w:tcPr>
+            <w:tcW w:type="dxa" w:w="1728"/>
+            <w:vAlign w:val="top"/>
+          </w:tcPr>
+          <w:p>
+            <w:r>
+              <w:t>Planned</w:t>
+            </w:r>
+          </w:p>
+        </w:tc>
+        <w:tc>
+          <w:tcPr>
+            <w:tcW w:type="dxa" w:w="1728"/>
+            <w:vAlign w:val="top"/>
+          </w:tcPr>
+          <w:p>
+            <w:r>
+              <w:t>Procurement</w:t>
+            </w:r>
+          </w:p>
+        </w:tc>
+        <w:tc>
+          <w:tcPr>
+            <w:tcW w:type="dxa" w:w="1728"/>
+            <w:vAlign w:val="top"/>
+          </w:tcPr>
+          <w:p>
+            <w:r>
+              <w:t>Scheduled Pre-Bid Meeting rooms (video + invitees)</w:t>
+            </w:r>
+          </w:p>
+        </w:tc>
+        <w:tc>
+          <w:tcPr>
+            <w:tcW w:type="dxa" w:w="1728"/>
+            <w:vAlign w:val="top"/>
+          </w:tcPr>
+          <w:p>
+            <w:r>
+              <w:t>Q&amp;A thread already live (Wave 31); missing formal meeting scheduler with Google Meet / MS Teams link, RSVP list, minutes upload</w:t>
+            </w:r>
+          </w:p>
+        </w:tc>
+        <w:tc>
+          <w:tcPr>
+            <w:tcW w:type="dxa" w:w="1728"/>
+            <w:vAlign w:val="top"/>
+          </w:tcPr>
+          <w:p>
+            <w:r>
+              <w:t>Roadmap · P2</w:t>
             </w:r>
           </w:p>
         </w:tc>

--- a/docs/reports/PMC-v2-Asked-vs-Delivered.docx
+++ b/docs/reports/PMC-v2-Asked-vs-Delivered.docx
@@ -15,7 +15,7 @@
     </w:p>
     <w:p>
       <w:r>
-        <w:t>Generated 2026-08-06T09:59:15.826732+00:00 · Stakeholder brief</w:t>
+        <w:t>Generated 2026-08-06T10:24:25.763898+00:00 · Stakeholder brief</w:t>
       </w:r>
     </w:p>
     <w:p>
@@ -28,7 +28,7 @@
     </w:p>
     <w:p>
       <w:r>
-        <w:t>Of 54 tracked scope items, 43 are DELIVERED, 1 are PARTIAL (blocked on external credentials or roadmap-tagged) and 10 are PLANNED. Every substantive action on the platform is audit-logged; the AI copilot is advisory-only — every state change requires an authorised human signature.</w:t>
+        <w:t>Of 55 tracked scope items, 45 are DELIVERED, 1 are PARTIAL (blocked on external credentials or roadmap-tagged) and 9 are PLANNED. Every substantive action on the platform is audit-logged; the AI copilot is advisory-only — every state change requires an authorised human signature.</w:t>
       </w:r>
     </w:p>
     <w:p>
@@ -2418,7 +2418,7 @@
           </w:tcPr>
           <w:p>
             <w:r>
-              <w:t>Procurement</w:t>
+              <w:t>Bidding</w:t>
             </w:r>
           </w:p>
         </w:tc>
@@ -2429,7 +2429,7 @@
           </w:tcPr>
           <w:p>
             <w:r>
-              <w:t>Formal corrigendum / amendment publisher for published notices</w:t>
+              <w:t>Live Reverse Auction room with masked identities, auto-bid, price floor, anti-snipe</w:t>
             </w:r>
           </w:p>
         </w:tc>
@@ -2440,7 +2440,7 @@
           </w:tcPr>
           <w:p>
             <w:r>
-              <w:t>New `/api/v1/notices/{ref}/corrigenda` router — auto-numbered, deadline auto-update on parent notice, public banner on Notice Detail, admin CorrigendaPanel with withdraw</w:t>
+              <w:t>New `/api/v1/reverse-auctions/*` router · masked `Bidder A/B/C…` aliases · min-decrement + hard floor enforced · anti-snipe extends close time on last-second bids · auto-bid cascade lets pre-armed bidders undercut competitors automatically. Admin LiveAuctionsPanel + public `/vendor/auction/:aid` room with 2s polling</w:t>
             </w:r>
           </w:p>
         </w:tc>
@@ -2451,7 +2451,7 @@
           </w:tcPr>
           <w:p>
             <w:r>
-              <w:t>Wave 39</w:t>
+              <w:t>Wave 40</w:t>
             </w:r>
           </w:p>
         </w:tc>
@@ -2475,7 +2475,7 @@
           </w:tcPr>
           <w:p>
             <w:r>
-              <w:t>Bidding</w:t>
+              <w:t>Taxonomy</w:t>
             </w:r>
           </w:p>
         </w:tc>
@@ -2486,7 +2486,7 @@
           </w:tcPr>
           <w:p>
             <w:r>
-              <w:t>Two-cover / split-envelope submission — technical clearance before commercial visibility</w:t>
+              <w:t>UNSPSC / standardised product &amp; service classification</w:t>
             </w:r>
           </w:p>
         </w:tc>
@@ -2497,7 +2497,7 @@
           </w:tcPr>
           <w:p>
             <w:r>
-              <w:t>New `/bids/{id}/technical-clear` + `/financial-open`; `_redact_commercial()` strips price and commercial docs for tech-only viewers or before financial open</w:t>
+              <w:t>New `/api/v1/taxonomy/*` router + curated UNSPSC-lite seed (87 nodes across 23 segments: Construction, Medical, IT/Telecom, Professional Services, Utilities, Facilities, Education). Search + tree + lookup-chain endpoints. Idempotent startup seed</w:t>
             </w:r>
           </w:p>
         </w:tc>
@@ -2508,7 +2508,7 @@
           </w:tcPr>
           <w:p>
             <w:r>
-              <w:t>Wave 39</w:t>
+              <w:t>Wave 40 · products/BOQ can now be tagged</w:t>
             </w:r>
           </w:p>
         </w:tc>
@@ -2532,7 +2532,7 @@
           </w:tcPr>
           <w:p>
             <w:r>
-              <w:t>Post-Award</w:t>
+              <w:t>Procurement</w:t>
             </w:r>
           </w:p>
         </w:tc>
@@ -2543,7 +2543,7 @@
           </w:tcPr>
           <w:p>
             <w:r>
-              <w:t>Auto-generated Purchase Order, SLA, and Contract on bid award</w:t>
+              <w:t>Formal corrigendum / amendment publisher for published notices</w:t>
             </w:r>
           </w:p>
         </w:tc>
@@ -2554,7 +2554,7 @@
           </w:tcPr>
           <w:p>
             <w:r>
-              <w:t>New `/api/v1/awards/*` router — 3 WeasyPrint PDFs (PO/SLA/Contract) drafted on award, stored in `award_documents`, downloadable by admin + awarded vendor, admin AwardsPanel with regenerate</w:t>
+              <w:t>New `/api/v1/notices/{ref}/corrigenda` router — auto-numbered, deadline auto-update on parent notice, public banner on Notice Detail, admin CorrigendaPanel with withdraw</w:t>
             </w:r>
           </w:p>
         </w:tc>
@@ -2565,7 +2565,7 @@
           </w:tcPr>
           <w:p>
             <w:r>
-              <w:t>Wave 39 · PMC-PO-YYYY-##### numbering</w:t>
+              <w:t>Wave 39</w:t>
             </w:r>
           </w:p>
         </w:tc>
@@ -2589,7 +2589,7 @@
           </w:tcPr>
           <w:p>
             <w:r>
-              <w:t>Evaluation</w:t>
+              <w:t>Bidding</w:t>
             </w:r>
           </w:p>
         </w:tc>
@@ -2600,7 +2600,7 @@
           </w:tcPr>
           <w:p>
             <w:r>
-              <w:t>Technical vs commercial evaluators segregated (role firewall)</w:t>
+              <w:t>Two-cover / split-envelope submission — technical clearance before commercial visibility</w:t>
             </w:r>
           </w:p>
         </w:tc>
@@ -2611,7 +2611,7 @@
           </w:tcPr>
           <w:p>
             <w:r>
-              <w:t>`tech_evaluator` role sees redacted bids (price + commercial notes + commercial documents stripped); commercial envelope gated by explicit `financial-open` after `technical-clear`</w:t>
+              <w:t>New `/bids/{id}/technical-clear` + `/financial-open`; `_redact_commercial()` strips price and commercial docs for tech-only viewers or before financial open</w:t>
             </w:r>
           </w:p>
         </w:tc>
@@ -2622,7 +2622,7 @@
           </w:tcPr>
           <w:p>
             <w:r>
-              <w:t>Wave 39 · supersedes earlier planned row</w:t>
+              <w:t>Wave 39</w:t>
             </w:r>
           </w:p>
         </w:tc>
@@ -2635,7 +2635,7 @@
           </w:tcPr>
           <w:p>
             <w:r>
-              <w:t>Planned</w:t>
+              <w:t>Delivered</w:t>
             </w:r>
           </w:p>
         </w:tc>
@@ -2646,7 +2646,7 @@
           </w:tcPr>
           <w:p>
             <w:r>
-              <w:t>Bidding</w:t>
+              <w:t>Post-Award</w:t>
             </w:r>
           </w:p>
         </w:tc>
@@ -2657,7 +2657,7 @@
           </w:tcPr>
           <w:p>
             <w:r>
-              <w:t>Live Reverse Auction room with masked identities, auto-bid, price floor</w:t>
+              <w:t>Auto-generated Purchase Order, SLA, and Contract on bid award</w:t>
             </w:r>
           </w:p>
         </w:tc>
@@ -2668,7 +2668,7 @@
           </w:tcPr>
           <w:p>
             <w:r>
-              <w:t>Auction model + endpoints scaffolded (`auction_type = reverse|forward|live|sealed`); missing real-time WebSocket bidding UI, auto-bid engine, masked leaderboard, price-floor validator</w:t>
+              <w:t>New `/api/v1/awards/*` router — 3 WeasyPrint PDFs (PO/SLA/Contract) drafted on award, stored in `award_documents`, downloadable by admin + awarded vendor, admin AwardsPanel with regenerate</w:t>
             </w:r>
           </w:p>
         </w:tc>
@@ -2679,7 +2679,7 @@
           </w:tcPr>
           <w:p>
             <w:r>
-              <w:t>Roadmap · P1</w:t>
+              <w:t>Wave 39 · PMC-PO-YYYY-##### numbering</w:t>
             </w:r>
           </w:p>
         </w:tc>
@@ -2692,7 +2692,7 @@
           </w:tcPr>
           <w:p>
             <w:r>
-              <w:t>Planned</w:t>
+              <w:t>Delivered</w:t>
             </w:r>
           </w:p>
         </w:tc>
@@ -2703,7 +2703,7 @@
           </w:tcPr>
           <w:p>
             <w:r>
-              <w:t>Procurement</w:t>
+              <w:t>Evaluation</w:t>
             </w:r>
           </w:p>
         </w:tc>
@@ -2714,7 +2714,7 @@
           </w:tcPr>
           <w:p>
             <w:r>
-              <w:t>L1 (lowest-price) auto-comparison for mid-value tenders</w:t>
+              <w:t>Technical vs commercial evaluators segregated (role firewall)</w:t>
             </w:r>
           </w:p>
         </w:tc>
@@ -2725,7 +2725,7 @@
           </w:tcPr>
           <w:p>
             <w:r>
-              <w:t>Rule-based engine that fires when ≥ N vendors submit against a mid-value tender and auto-shortlists lowest-price compliant bid</w:t>
+              <w:t>`tech_evaluator` role sees redacted bids (price + commercial notes + commercial documents stripped); commercial envelope gated by explicit `financial-open` after `technical-clear`</w:t>
             </w:r>
           </w:p>
         </w:tc>
@@ -2736,7 +2736,7 @@
           </w:tcPr>
           <w:p>
             <w:r>
-              <w:t>Roadmap · P2</w:t>
+              <w:t>Wave 39 · supersedes earlier planned row</w:t>
             </w:r>
           </w:p>
         </w:tc>
@@ -2760,7 +2760,7 @@
           </w:tcPr>
           <w:p>
             <w:r>
-              <w:t>Procurement</w:t>
+              <w:t>Bidding</w:t>
             </w:r>
           </w:p>
         </w:tc>
@@ -2771,7 +2771,7 @@
           </w:tcPr>
           <w:p>
             <w:r>
-              <w:t>Direct-Purchase value-threshold gate</w:t>
+              <w:t>L1 (lowest-price) auto-comparison for mid-value tenders</w:t>
             </w:r>
           </w:p>
         </w:tc>
@@ -2782,7 +2782,7 @@
           </w:tcPr>
           <w:p>
             <w:r>
-              <w:t>Config flag on notice/product so low-value catalog items skip full tender workflow and issue a direct PO</w:t>
+              <w:t>Rule-based engine that fires when ≥ N vendors submit against a mid-value tender and auto-shortlists lowest-price compliant bid</w:t>
             </w:r>
           </w:p>
         </w:tc>
@@ -2817,6 +2817,63 @@
           </w:tcPr>
           <w:p>
             <w:r>
+              <w:t>Procurement</w:t>
+            </w:r>
+          </w:p>
+        </w:tc>
+        <w:tc>
+          <w:tcPr>
+            <w:tcW w:type="dxa" w:w="1728"/>
+            <w:vAlign w:val="top"/>
+          </w:tcPr>
+          <w:p>
+            <w:r>
+              <w:t>Direct-Purchase value-threshold gate</w:t>
+            </w:r>
+          </w:p>
+        </w:tc>
+        <w:tc>
+          <w:tcPr>
+            <w:tcW w:type="dxa" w:w="1728"/>
+            <w:vAlign w:val="top"/>
+          </w:tcPr>
+          <w:p>
+            <w:r>
+              <w:t>Config flag on notice/product so low-value catalog items skip full tender workflow and issue a direct PO</w:t>
+            </w:r>
+          </w:p>
+        </w:tc>
+        <w:tc>
+          <w:tcPr>
+            <w:tcW w:type="dxa" w:w="1728"/>
+            <w:vAlign w:val="top"/>
+          </w:tcPr>
+          <w:p>
+            <w:r>
+              <w:t>Roadmap · P2</w:t>
+            </w:r>
+          </w:p>
+        </w:tc>
+      </w:tr>
+      <w:tr>
+        <w:tc>
+          <w:tcPr>
+            <w:tcW w:type="dxa" w:w="1728"/>
+            <w:vAlign w:val="top"/>
+          </w:tcPr>
+          <w:p>
+            <w:r>
+              <w:t>Planned</w:t>
+            </w:r>
+          </w:p>
+        </w:tc>
+        <w:tc>
+          <w:tcPr>
+            <w:tcW w:type="dxa" w:w="1728"/>
+            <w:vAlign w:val="top"/>
+          </w:tcPr>
+          <w:p>
+            <w:r>
               <w:t>Taxonomy</w:t>
             </w:r>
           </w:p>
@@ -2828,7 +2885,7 @@
           </w:tcPr>
           <w:p>
             <w:r>
-              <w:t>UNSPSC / standardised product &amp; service classification</w:t>
+              <w:t>UNSPSC picker widget in Product Catalog + BOQ Builder + registration scopes</w:t>
             </w:r>
           </w:p>
         </w:tc>
@@ -2839,7 +2896,7 @@
           </w:tcPr>
           <w:p>
             <w:r>
-              <w:t>Import UNSPSC v25 seed into `taxonomy_nodes`, add `unspsc_code` to products / BOQ items / registration scopes, expose a picker widget</w:t>
+              <w:t>Backend + seed shipped in Wave 40; frontend picker widgets still to be attached to product/BOQ/registration edit forms</w:t>
             </w:r>
           </w:p>
         </w:tc>
@@ -2850,7 +2907,7 @@
           </w:tcPr>
           <w:p>
             <w:r>
-              <w:t>Roadmap · P1</w:t>
+              <w:t>Roadmap · P2</w:t>
             </w:r>
           </w:p>
         </w:tc>

--- a/docs/reports/PMC-v2-Asked-vs-Delivered.docx
+++ b/docs/reports/PMC-v2-Asked-vs-Delivered.docx
@@ -15,7 +15,7 @@
     </w:p>
     <w:p>
       <w:r>
-        <w:t>Generated 2026-08-06T10:24:25.763898+00:00 · Stakeholder brief</w:t>
+        <w:t>Generated 2026-08-07T01:39:11.947291+00:00 · Stakeholder brief</w:t>
       </w:r>
     </w:p>
     <w:p>

--- a/docs/reports/PMC-v2-Asked-vs-Delivered.docx
+++ b/docs/reports/PMC-v2-Asked-vs-Delivered.docx
@@ -15,7 +15,7 @@
     </w:p>
     <w:p>
       <w:r>
-        <w:t>Generated 2026-08-07T01:39:11.947291+00:00 · Stakeholder brief</w:t>
+        <w:t>Generated 2026-08-07T02:48:24.692403+00:00 · Stakeholder brief</w:t>
       </w:r>
     </w:p>
     <w:p>

--- a/docs/reports/PMC-v2-Asked-vs-Delivered.docx
+++ b/docs/reports/PMC-v2-Asked-vs-Delivered.docx
@@ -15,7 +15,7 @@
     </w:p>
     <w:p>
       <w:r>
-        <w:t>Generated 2026-08-07T02:48:24.692403+00:00 · Stakeholder brief</w:t>
+        <w:t>Generated 2026-08-07T12:50:47.114972+00:00 · Stakeholder brief</w:t>
       </w:r>
     </w:p>
     <w:p>

--- a/docs/reports/PMC-v2-Asked-vs-Delivered.docx
+++ b/docs/reports/PMC-v2-Asked-vs-Delivered.docx
@@ -15,7 +15,7 @@
     </w:p>
     <w:p>
       <w:r>
-        <w:t>Generated 2026-08-07T12:50:47.114972+00:00 · Stakeholder brief</w:t>
+        <w:t>Generated 2026-08-07T13:06:08.930399+00:00 · Stakeholder brief</w:t>
       </w:r>
     </w:p>
     <w:p>

--- a/docs/reports/PMC-v2-Asked-vs-Delivered.docx
+++ b/docs/reports/PMC-v2-Asked-vs-Delivered.docx
@@ -15,7 +15,7 @@
     </w:p>
     <w:p>
       <w:r>
-        <w:t>Generated 2026-08-07T13:06:08.930399+00:00 · Stakeholder brief</w:t>
+        <w:t>Generated 2026-08-07T13:40:34.848185+00:00 · Stakeholder brief</w:t>
       </w:r>
     </w:p>
     <w:p>

--- a/docs/reports/PMC-v2-Asked-vs-Delivered.docx
+++ b/docs/reports/PMC-v2-Asked-vs-Delivered.docx
@@ -15,7 +15,7 @@
     </w:p>
     <w:p>
       <w:r>
-        <w:t>Generated 2026-08-07T13:40:34.848185+00:00 · Stakeholder brief</w:t>
+        <w:t>Generated 2026-08-07T14:48:12.942064+00:00 · Stakeholder brief</w:t>
       </w:r>
     </w:p>
     <w:p>

--- a/docs/reports/PMC-v2-Asked-vs-Delivered.docx
+++ b/docs/reports/PMC-v2-Asked-vs-Delivered.docx
@@ -15,7 +15,7 @@
     </w:p>
     <w:p>
       <w:r>
-        <w:t>Generated 2026-08-07T14:48:12.942064+00:00 · Stakeholder brief</w:t>
+        <w:t>Generated 2026-08-07T15:14:53.951498+00:00 · Stakeholder brief</w:t>
       </w:r>
     </w:p>
     <w:p>

--- a/docs/reports/PMC-v2-Asked-vs-Delivered.docx
+++ b/docs/reports/PMC-v2-Asked-vs-Delivered.docx
@@ -15,7 +15,7 @@
     </w:p>
     <w:p>
       <w:r>
-        <w:t>Generated 2026-08-07T15:14:53.951498+00:00 · Stakeholder brief</w:t>
+        <w:t>Generated 2026-08-07T16:00:59.450230+00:00 · Stakeholder brief</w:t>
       </w:r>
     </w:p>
     <w:p>
@@ -28,7 +28,7 @@
     </w:p>
     <w:p>
       <w:r>
-        <w:t>Of 55 tracked scope items, 45 are DELIVERED, 1 are PARTIAL (blocked on external credentials or roadmap-tagged) and 9 are PLANNED. Every substantive action on the platform is audit-logged; the AI copilot is advisory-only — every state change requires an authorised human signature.</w:t>
+        <w:t>Of 57 tracked scope items, 50 are DELIVERED, 1 are PARTIAL (blocked on external credentials or roadmap-tagged) and 6 are PLANNED. Every substantive action on the platform is audit-logged; the AI copilot is advisory-only — every state change requires an authorised human signature.</w:t>
       </w:r>
     </w:p>
     <w:p>
@@ -2418,40 +2418,40 @@
           </w:tcPr>
           <w:p>
             <w:r>
-              <w:t>Bidding</w:t>
-            </w:r>
-          </w:p>
-        </w:tc>
-        <w:tc>
-          <w:tcPr>
-            <w:tcW w:type="dxa" w:w="1728"/>
-            <w:vAlign w:val="top"/>
-          </w:tcPr>
-          <w:p>
-            <w:r>
-              <w:t>Live Reverse Auction room with masked identities, auto-bid, price floor, anti-snipe</w:t>
-            </w:r>
-          </w:p>
-        </w:tc>
-        <w:tc>
-          <w:tcPr>
-            <w:tcW w:type="dxa" w:w="1728"/>
-            <w:vAlign w:val="top"/>
-          </w:tcPr>
-          <w:p>
-            <w:r>
-              <w:t>New `/api/v1/reverse-auctions/*` router · masked `Bidder A/B/C…` aliases · min-decrement + hard floor enforced · anti-snipe extends close time on last-second bids · auto-bid cascade lets pre-armed bidders undercut competitors automatically. Admin LiveAuctionsPanel + public `/vendor/auction/:aid` room with 2s polling</w:t>
-            </w:r>
-          </w:p>
-        </w:tc>
-        <w:tc>
-          <w:tcPr>
-            <w:tcW w:type="dxa" w:w="1728"/>
-            <w:vAlign w:val="top"/>
-          </w:tcPr>
-          <w:p>
-            <w:r>
-              <w:t>Wave 40</w:t>
+              <w:t>Legal</w:t>
+            </w:r>
+          </w:p>
+        </w:tc>
+        <w:tc>
+          <w:tcPr>
+            <w:tcW w:type="dxa" w:w="1728"/>
+            <w:vAlign w:val="top"/>
+          </w:tcPr>
+          <w:p>
+            <w:r>
+              <w:t>PKI / DSC (Digital Signature Certificate) integration for bid + contract signing</w:t>
+            </w:r>
+          </w:p>
+        </w:tc>
+        <w:tc>
+          <w:tcPr>
+            <w:tcW w:type="dxa" w:w="1728"/>
+            <w:vAlign w:val="top"/>
+          </w:tcPr>
+          <w:p>
+            <w:r>
+              <w:t>DocuSign eSignature via JWT Grant (sandbox). New `/api/v1/docusign/*` router — envelope creation from Award PDFs (PO/SLA/Contract) + Bid acknowledgements, embedded signing view, Connect webhook for status. Admin DocuSignPanel with consent flow + envelope log. Trilingual (EN/RU/KK)</w:t>
+            </w:r>
+          </w:p>
+        </w:tc>
+        <w:tc>
+          <w:tcPr>
+            <w:tcW w:type="dxa" w:w="1728"/>
+            <w:vAlign w:val="top"/>
+          </w:tcPr>
+          <w:p>
+            <w:r>
+              <w:t>Wave 43 · consent granted, sandbox live</w:t>
             </w:r>
           </w:p>
         </w:tc>
@@ -2475,40 +2475,40 @@
           </w:tcPr>
           <w:p>
             <w:r>
-              <w:t>Taxonomy</w:t>
-            </w:r>
-          </w:p>
-        </w:tc>
-        <w:tc>
-          <w:tcPr>
-            <w:tcW w:type="dxa" w:w="1728"/>
-            <w:vAlign w:val="top"/>
-          </w:tcPr>
-          <w:p>
-            <w:r>
-              <w:t>UNSPSC / standardised product &amp; service classification</w:t>
-            </w:r>
-          </w:p>
-        </w:tc>
-        <w:tc>
-          <w:tcPr>
-            <w:tcW w:type="dxa" w:w="1728"/>
-            <w:vAlign w:val="top"/>
-          </w:tcPr>
-          <w:p>
-            <w:r>
-              <w:t>New `/api/v1/taxonomy/*` router + curated UNSPSC-lite seed (87 nodes across 23 segments: Construction, Medical, IT/Telecom, Professional Services, Utilities, Facilities, Education). Search + tree + lookup-chain endpoints. Idempotent startup seed</w:t>
-            </w:r>
-          </w:p>
-        </w:tc>
-        <w:tc>
-          <w:tcPr>
-            <w:tcW w:type="dxa" w:w="1728"/>
-            <w:vAlign w:val="top"/>
-          </w:tcPr>
-          <w:p>
-            <w:r>
-              <w:t>Wave 40 · products/BOQ can now be tagged</w:t>
+              <w:t>i18n</w:t>
+            </w:r>
+          </w:p>
+        </w:tc>
+        <w:tc>
+          <w:tcPr>
+            <w:tcW w:type="dxa" w:w="1728"/>
+            <w:vAlign w:val="top"/>
+          </w:tcPr>
+          <w:p>
+            <w:r>
+              <w:t>Trilingual coverage across every admin panel (not just public + login)</w:t>
+            </w:r>
+          </w:p>
+        </w:tc>
+        <w:tc>
+          <w:tcPr>
+            <w:tcW w:type="dxa" w:w="1728"/>
+            <w:vAlign w:val="top"/>
+          </w:tcPr>
+          <w:p>
+            <w:r>
+              <w:t>Added `panels` namespace to `i18n-strings.js` — ~450 EN/RU/KK strings covering headings, buttons, filter chips, table headers, empty states and toasts for 15 admin panels (Analytics, Audit, Awards, BOQ, Bidding, Corrigenda, Engagements, Evaluation, LiveAuctions, MFA, Masters, Permissions, Reports, TenderBuilder, VendorIntel). 21 of 22 admin panels now use `useI18n`</w:t>
+            </w:r>
+          </w:p>
+        </w:tc>
+        <w:tc>
+          <w:tcPr>
+            <w:tcW w:type="dxa" w:w="1728"/>
+            <w:vAlign w:val="top"/>
+          </w:tcPr>
+          <w:p>
+            <w:r>
+              <w:t>Wave 42a</w:t>
             </w:r>
           </w:p>
         </w:tc>
@@ -2532,40 +2532,40 @@
           </w:tcPr>
           <w:p>
             <w:r>
-              <w:t>Procurement</w:t>
-            </w:r>
-          </w:p>
-        </w:tc>
-        <w:tc>
-          <w:tcPr>
-            <w:tcW w:type="dxa" w:w="1728"/>
-            <w:vAlign w:val="top"/>
-          </w:tcPr>
-          <w:p>
-            <w:r>
-              <w:t>Formal corrigendum / amendment publisher for published notices</w:t>
-            </w:r>
-          </w:p>
-        </w:tc>
-        <w:tc>
-          <w:tcPr>
-            <w:tcW w:type="dxa" w:w="1728"/>
-            <w:vAlign w:val="top"/>
-          </w:tcPr>
-          <w:p>
-            <w:r>
-              <w:t>New `/api/v1/notices/{ref}/corrigenda` router — auto-numbered, deadline auto-update on parent notice, public banner on Notice Detail, admin CorrigendaPanel with withdraw</w:t>
-            </w:r>
-          </w:p>
-        </w:tc>
-        <w:tc>
-          <w:tcPr>
-            <w:tcW w:type="dxa" w:w="1728"/>
-            <w:vAlign w:val="top"/>
-          </w:tcPr>
-          <w:p>
-            <w:r>
-              <w:t>Wave 39</w:t>
+              <w:t>UX / Mobile</w:t>
+            </w:r>
+          </w:p>
+        </w:tc>
+        <w:tc>
+          <w:tcPr>
+            <w:tcW w:type="dxa" w:w="1728"/>
+            <w:vAlign w:val="top"/>
+          </w:tcPr>
+          <w:p>
+            <w:r>
+              <w:t>Mobile-first responsive layout across top pages</w:t>
+            </w:r>
+          </w:p>
+        </w:tc>
+        <w:tc>
+          <w:tcPr>
+            <w:tcW w:type="dxa" w:w="1728"/>
+            <w:vAlign w:val="top"/>
+          </w:tcPr>
+          <w:p>
+            <w:r>
+              <w:t>Home@375px now renders at exact viewport (was 421 overflow) via responsive stat cards + `overflow-x-hidden`. AdminDashboard's 22-tab bar collapses into a mobile `&lt;select&gt;` on md-, header buttons stack + adaptive text sizes. Every admin function reachable at 375/768 viewport with zero horizontal scroll</w:t>
+            </w:r>
+          </w:p>
+        </w:tc>
+        <w:tc>
+          <w:tcPr>
+            <w:tcW w:type="dxa" w:w="1728"/>
+            <w:vAlign w:val="top"/>
+          </w:tcPr>
+          <w:p>
+            <w:r>
+              <w:t>Wave 42b</w:t>
             </w:r>
           </w:p>
         </w:tc>
@@ -2589,40 +2589,40 @@
           </w:tcPr>
           <w:p>
             <w:r>
-              <w:t>Bidding</w:t>
-            </w:r>
-          </w:p>
-        </w:tc>
-        <w:tc>
-          <w:tcPr>
-            <w:tcW w:type="dxa" w:w="1728"/>
-            <w:vAlign w:val="top"/>
-          </w:tcPr>
-          <w:p>
-            <w:r>
-              <w:t>Two-cover / split-envelope submission — technical clearance before commercial visibility</w:t>
-            </w:r>
-          </w:p>
-        </w:tc>
-        <w:tc>
-          <w:tcPr>
-            <w:tcW w:type="dxa" w:w="1728"/>
-            <w:vAlign w:val="top"/>
-          </w:tcPr>
-          <w:p>
-            <w:r>
-              <w:t>New `/bids/{id}/technical-clear` + `/financial-open`; `_redact_commercial()` strips price and commercial docs for tech-only viewers or before financial open</w:t>
-            </w:r>
-          </w:p>
-        </w:tc>
-        <w:tc>
-          <w:tcPr>
-            <w:tcW w:type="dxa" w:w="1728"/>
-            <w:vAlign w:val="top"/>
-          </w:tcPr>
-          <w:p>
-            <w:r>
-              <w:t>Wave 39</w:t>
+              <w:t>Procurement</w:t>
+            </w:r>
+          </w:p>
+        </w:tc>
+        <w:tc>
+          <w:tcPr>
+            <w:tcW w:type="dxa" w:w="1728"/>
+            <w:vAlign w:val="top"/>
+          </w:tcPr>
+          <w:p>
+            <w:r>
+              <w:t>Scheduled Pre-Bid Meeting rooms (video + invitees + minutes)</w:t>
+            </w:r>
+          </w:p>
+        </w:tc>
+        <w:tc>
+          <w:tcPr>
+            <w:tcW w:type="dxa" w:w="1728"/>
+            <w:vAlign w:val="top"/>
+          </w:tcPr>
+          <w:p>
+            <w:r>
+              <w:t>New `/api/v1/meetings` router with dual provider (Jitsi iframe by default, Zoom via S2S OAuth for enterprise). Admin MeetingsPanel + shared MeetingRoom.jsx. RSVP-style invitee list, minutes upload, cancel flow</w:t>
+            </w:r>
+          </w:p>
+        </w:tc>
+        <w:tc>
+          <w:tcPr>
+            <w:tcW w:type="dxa" w:w="1728"/>
+            <w:vAlign w:val="top"/>
+          </w:tcPr>
+          <w:p>
+            <w:r>
+              <w:t>Wave 41a + 41b</w:t>
             </w:r>
           </w:p>
         </w:tc>
@@ -2646,40 +2646,40 @@
           </w:tcPr>
           <w:p>
             <w:r>
-              <w:t>Post-Award</w:t>
-            </w:r>
-          </w:p>
-        </w:tc>
-        <w:tc>
-          <w:tcPr>
-            <w:tcW w:type="dxa" w:w="1728"/>
-            <w:vAlign w:val="top"/>
-          </w:tcPr>
-          <w:p>
-            <w:r>
-              <w:t>Auto-generated Purchase Order, SLA, and Contract on bid award</w:t>
-            </w:r>
-          </w:p>
-        </w:tc>
-        <w:tc>
-          <w:tcPr>
-            <w:tcW w:type="dxa" w:w="1728"/>
-            <w:vAlign w:val="top"/>
-          </w:tcPr>
-          <w:p>
-            <w:r>
-              <w:t>New `/api/v1/awards/*` router — 3 WeasyPrint PDFs (PO/SLA/Contract) drafted on award, stored in `award_documents`, downloadable by admin + awarded vendor, admin AwardsPanel with regenerate</w:t>
-            </w:r>
-          </w:p>
-        </w:tc>
-        <w:tc>
-          <w:tcPr>
-            <w:tcW w:type="dxa" w:w="1728"/>
-            <w:vAlign w:val="top"/>
-          </w:tcPr>
-          <w:p>
-            <w:r>
-              <w:t>Wave 39 · PMC-PO-YYYY-##### numbering</w:t>
+              <w:t>Bidding</w:t>
+            </w:r>
+          </w:p>
+        </w:tc>
+        <w:tc>
+          <w:tcPr>
+            <w:tcW w:type="dxa" w:w="1728"/>
+            <w:vAlign w:val="top"/>
+          </w:tcPr>
+          <w:p>
+            <w:r>
+              <w:t>L1 (lowest-price) auto-comparison for mid-value tenders</w:t>
+            </w:r>
+          </w:p>
+        </w:tc>
+        <w:tc>
+          <w:tcPr>
+            <w:tcW w:type="dxa" w:w="1728"/>
+            <w:vAlign w:val="top"/>
+          </w:tcPr>
+          <w:p>
+            <w:r>
+              <w:t>New `/api/v1/comparison/l1/{notice_ref}` — automatic ranking of commercial bids per notice with tie-break rules, exposed on admin L1ComparisonPanel</w:t>
+            </w:r>
+          </w:p>
+        </w:tc>
+        <w:tc>
+          <w:tcPr>
+            <w:tcW w:type="dxa" w:w="1728"/>
+            <w:vAlign w:val="top"/>
+          </w:tcPr>
+          <w:p>
+            <w:r>
+              <w:t>Wave 41a</w:t>
             </w:r>
           </w:p>
         </w:tc>
@@ -2703,40 +2703,40 @@
           </w:tcPr>
           <w:p>
             <w:r>
-              <w:t>Evaluation</w:t>
-            </w:r>
-          </w:p>
-        </w:tc>
-        <w:tc>
-          <w:tcPr>
-            <w:tcW w:type="dxa" w:w="1728"/>
-            <w:vAlign w:val="top"/>
-          </w:tcPr>
-          <w:p>
-            <w:r>
-              <w:t>Technical vs commercial evaluators segregated (role firewall)</w:t>
-            </w:r>
-          </w:p>
-        </w:tc>
-        <w:tc>
-          <w:tcPr>
-            <w:tcW w:type="dxa" w:w="1728"/>
-            <w:vAlign w:val="top"/>
-          </w:tcPr>
-          <w:p>
-            <w:r>
-              <w:t>`tech_evaluator` role sees redacted bids (price + commercial notes + commercial documents stripped); commercial envelope gated by explicit `financial-open` after `technical-clear`</w:t>
-            </w:r>
-          </w:p>
-        </w:tc>
-        <w:tc>
-          <w:tcPr>
-            <w:tcW w:type="dxa" w:w="1728"/>
-            <w:vAlign w:val="top"/>
-          </w:tcPr>
-          <w:p>
-            <w:r>
-              <w:t>Wave 39 · supersedes earlier planned row</w:t>
+              <w:t>Bidding</w:t>
+            </w:r>
+          </w:p>
+        </w:tc>
+        <w:tc>
+          <w:tcPr>
+            <w:tcW w:type="dxa" w:w="1728"/>
+            <w:vAlign w:val="top"/>
+          </w:tcPr>
+          <w:p>
+            <w:r>
+              <w:t>Live Reverse Auction room with masked identities, auto-bid, price floor, anti-snipe</w:t>
+            </w:r>
+          </w:p>
+        </w:tc>
+        <w:tc>
+          <w:tcPr>
+            <w:tcW w:type="dxa" w:w="1728"/>
+            <w:vAlign w:val="top"/>
+          </w:tcPr>
+          <w:p>
+            <w:r>
+              <w:t>New `/api/v1/reverse-auctions/*` router · masked `Bidder A/B/C…` aliases · min-decrement + hard floor enforced · anti-snipe extends close time on last-second bids · auto-bid cascade lets pre-armed bidders undercut competitors automatically. Admin LiveAuctionsPanel + public `/vendor/auction/:aid` room with 2s polling</w:t>
+            </w:r>
+          </w:p>
+        </w:tc>
+        <w:tc>
+          <w:tcPr>
+            <w:tcW w:type="dxa" w:w="1728"/>
+            <w:vAlign w:val="top"/>
+          </w:tcPr>
+          <w:p>
+            <w:r>
+              <w:t>Wave 40</w:t>
             </w:r>
           </w:p>
         </w:tc>
@@ -2749,51 +2749,51 @@
           </w:tcPr>
           <w:p>
             <w:r>
-              <w:t>Planned</w:t>
-            </w:r>
-          </w:p>
-        </w:tc>
-        <w:tc>
-          <w:tcPr>
-            <w:tcW w:type="dxa" w:w="1728"/>
-            <w:vAlign w:val="top"/>
-          </w:tcPr>
-          <w:p>
-            <w:r>
-              <w:t>Bidding</w:t>
-            </w:r>
-          </w:p>
-        </w:tc>
-        <w:tc>
-          <w:tcPr>
-            <w:tcW w:type="dxa" w:w="1728"/>
-            <w:vAlign w:val="top"/>
-          </w:tcPr>
-          <w:p>
-            <w:r>
-              <w:t>L1 (lowest-price) auto-comparison for mid-value tenders</w:t>
-            </w:r>
-          </w:p>
-        </w:tc>
-        <w:tc>
-          <w:tcPr>
-            <w:tcW w:type="dxa" w:w="1728"/>
-            <w:vAlign w:val="top"/>
-          </w:tcPr>
-          <w:p>
-            <w:r>
-              <w:t>Rule-based engine that fires when ≥ N vendors submit against a mid-value tender and auto-shortlists lowest-price compliant bid</w:t>
-            </w:r>
-          </w:p>
-        </w:tc>
-        <w:tc>
-          <w:tcPr>
-            <w:tcW w:type="dxa" w:w="1728"/>
-            <w:vAlign w:val="top"/>
-          </w:tcPr>
-          <w:p>
-            <w:r>
-              <w:t>Roadmap · P2</w:t>
+              <w:t>Delivered</w:t>
+            </w:r>
+          </w:p>
+        </w:tc>
+        <w:tc>
+          <w:tcPr>
+            <w:tcW w:type="dxa" w:w="1728"/>
+            <w:vAlign w:val="top"/>
+          </w:tcPr>
+          <w:p>
+            <w:r>
+              <w:t>Taxonomy</w:t>
+            </w:r>
+          </w:p>
+        </w:tc>
+        <w:tc>
+          <w:tcPr>
+            <w:tcW w:type="dxa" w:w="1728"/>
+            <w:vAlign w:val="top"/>
+          </w:tcPr>
+          <w:p>
+            <w:r>
+              <w:t>UNSPSC / standardised product &amp; service classification</w:t>
+            </w:r>
+          </w:p>
+        </w:tc>
+        <w:tc>
+          <w:tcPr>
+            <w:tcW w:type="dxa" w:w="1728"/>
+            <w:vAlign w:val="top"/>
+          </w:tcPr>
+          <w:p>
+            <w:r>
+              <w:t>New `/api/v1/taxonomy/*` router + curated UNSPSC-lite seed (87 nodes across 23 segments: Construction, Medical, IT/Telecom, Professional Services, Utilities, Facilities, Education). Search + tree + lookup-chain endpoints. Idempotent startup seed</w:t>
+            </w:r>
+          </w:p>
+        </w:tc>
+        <w:tc>
+          <w:tcPr>
+            <w:tcW w:type="dxa" w:w="1728"/>
+            <w:vAlign w:val="top"/>
+          </w:tcPr>
+          <w:p>
+            <w:r>
+              <w:t>Wave 40 · products/BOQ can now be tagged</w:t>
             </w:r>
           </w:p>
         </w:tc>
@@ -2806,7 +2806,7 @@
           </w:tcPr>
           <w:p>
             <w:r>
-              <w:t>Planned</w:t>
+              <w:t>Delivered</w:t>
             </w:r>
           </w:p>
         </w:tc>
@@ -2828,29 +2828,29 @@
           </w:tcPr>
           <w:p>
             <w:r>
-              <w:t>Direct-Purchase value-threshold gate</w:t>
-            </w:r>
-          </w:p>
-        </w:tc>
-        <w:tc>
-          <w:tcPr>
-            <w:tcW w:type="dxa" w:w="1728"/>
-            <w:vAlign w:val="top"/>
-          </w:tcPr>
-          <w:p>
-            <w:r>
-              <w:t>Config flag on notice/product so low-value catalog items skip full tender workflow and issue a direct PO</w:t>
-            </w:r>
-          </w:p>
-        </w:tc>
-        <w:tc>
-          <w:tcPr>
-            <w:tcW w:type="dxa" w:w="1728"/>
-            <w:vAlign w:val="top"/>
-          </w:tcPr>
-          <w:p>
-            <w:r>
-              <w:t>Roadmap · P2</w:t>
+              <w:t>Formal corrigendum / amendment publisher for published notices</w:t>
+            </w:r>
+          </w:p>
+        </w:tc>
+        <w:tc>
+          <w:tcPr>
+            <w:tcW w:type="dxa" w:w="1728"/>
+            <w:vAlign w:val="top"/>
+          </w:tcPr>
+          <w:p>
+            <w:r>
+              <w:t>New `/api/v1/notices/{ref}/corrigenda` router — auto-numbered, deadline auto-update on parent notice, public banner on Notice Detail, admin CorrigendaPanel with withdraw</w:t>
+            </w:r>
+          </w:p>
+        </w:tc>
+        <w:tc>
+          <w:tcPr>
+            <w:tcW w:type="dxa" w:w="1728"/>
+            <w:vAlign w:val="top"/>
+          </w:tcPr>
+          <w:p>
+            <w:r>
+              <w:t>Wave 39</w:t>
             </w:r>
           </w:p>
         </w:tc>
@@ -2863,51 +2863,51 @@
           </w:tcPr>
           <w:p>
             <w:r>
-              <w:t>Planned</w:t>
-            </w:r>
-          </w:p>
-        </w:tc>
-        <w:tc>
-          <w:tcPr>
-            <w:tcW w:type="dxa" w:w="1728"/>
-            <w:vAlign w:val="top"/>
-          </w:tcPr>
-          <w:p>
-            <w:r>
-              <w:t>Taxonomy</w:t>
-            </w:r>
-          </w:p>
-        </w:tc>
-        <w:tc>
-          <w:tcPr>
-            <w:tcW w:type="dxa" w:w="1728"/>
-            <w:vAlign w:val="top"/>
-          </w:tcPr>
-          <w:p>
-            <w:r>
-              <w:t>UNSPSC picker widget in Product Catalog + BOQ Builder + registration scopes</w:t>
-            </w:r>
-          </w:p>
-        </w:tc>
-        <w:tc>
-          <w:tcPr>
-            <w:tcW w:type="dxa" w:w="1728"/>
-            <w:vAlign w:val="top"/>
-          </w:tcPr>
-          <w:p>
-            <w:r>
-              <w:t>Backend + seed shipped in Wave 40; frontend picker widgets still to be attached to product/BOQ/registration edit forms</w:t>
-            </w:r>
-          </w:p>
-        </w:tc>
-        <w:tc>
-          <w:tcPr>
-            <w:tcW w:type="dxa" w:w="1728"/>
-            <w:vAlign w:val="top"/>
-          </w:tcPr>
-          <w:p>
-            <w:r>
-              <w:t>Roadmap · P2</w:t>
+              <w:t>Delivered</w:t>
+            </w:r>
+          </w:p>
+        </w:tc>
+        <w:tc>
+          <w:tcPr>
+            <w:tcW w:type="dxa" w:w="1728"/>
+            <w:vAlign w:val="top"/>
+          </w:tcPr>
+          <w:p>
+            <w:r>
+              <w:t>Bidding</w:t>
+            </w:r>
+          </w:p>
+        </w:tc>
+        <w:tc>
+          <w:tcPr>
+            <w:tcW w:type="dxa" w:w="1728"/>
+            <w:vAlign w:val="top"/>
+          </w:tcPr>
+          <w:p>
+            <w:r>
+              <w:t>Two-cover / split-envelope submission — technical clearance before commercial visibility</w:t>
+            </w:r>
+          </w:p>
+        </w:tc>
+        <w:tc>
+          <w:tcPr>
+            <w:tcW w:type="dxa" w:w="1728"/>
+            <w:vAlign w:val="top"/>
+          </w:tcPr>
+          <w:p>
+            <w:r>
+              <w:t>New `/bids/{id}/technical-clear` + `/financial-open`; `_redact_commercial()` strips price and commercial docs for tech-only viewers or before financial open</w:t>
+            </w:r>
+          </w:p>
+        </w:tc>
+        <w:tc>
+          <w:tcPr>
+            <w:tcW w:type="dxa" w:w="1728"/>
+            <w:vAlign w:val="top"/>
+          </w:tcPr>
+          <w:p>
+            <w:r>
+              <w:t>Wave 39</w:t>
             </w:r>
           </w:p>
         </w:tc>
@@ -2920,51 +2920,51 @@
           </w:tcPr>
           <w:p>
             <w:r>
-              <w:t>Planned</w:t>
-            </w:r>
-          </w:p>
-        </w:tc>
-        <w:tc>
-          <w:tcPr>
-            <w:tcW w:type="dxa" w:w="1728"/>
-            <w:vAlign w:val="top"/>
-          </w:tcPr>
-          <w:p>
-            <w:r>
-              <w:t>Legal</w:t>
-            </w:r>
-          </w:p>
-        </w:tc>
-        <w:tc>
-          <w:tcPr>
-            <w:tcW w:type="dxa" w:w="1728"/>
-            <w:vAlign w:val="top"/>
-          </w:tcPr>
-          <w:p>
-            <w:r>
-              <w:t>PKI / DSC (Digital Signature Certificate) integration for bid + contract signing</w:t>
-            </w:r>
-          </w:p>
-        </w:tc>
-        <w:tc>
-          <w:tcPr>
-            <w:tcW w:type="dxa" w:w="1728"/>
-            <w:vAlign w:val="top"/>
-          </w:tcPr>
-          <w:p>
-            <w:r>
-              <w:t>Research done — shortlist: DocuSign eSignature Advanced (UK/EU global), Signicat (UK/EU eIDAS), eMudhra emSigner (India + global) or Adobe Sign Cloud Signatures. Needs paid vendor account + PKCS#11 handler on frontend</w:t>
-            </w:r>
-          </w:p>
-        </w:tc>
-        <w:tc>
-          <w:tcPr>
-            <w:tcW w:type="dxa" w:w="1728"/>
-            <w:vAlign w:val="top"/>
-          </w:tcPr>
-          <w:p>
-            <w:r>
-              <w:t>Roadmap · P1 · Legal non-repudiation</w:t>
+              <w:t>Delivered</w:t>
+            </w:r>
+          </w:p>
+        </w:tc>
+        <w:tc>
+          <w:tcPr>
+            <w:tcW w:type="dxa" w:w="1728"/>
+            <w:vAlign w:val="top"/>
+          </w:tcPr>
+          <w:p>
+            <w:r>
+              <w:t>Post-Award</w:t>
+            </w:r>
+          </w:p>
+        </w:tc>
+        <w:tc>
+          <w:tcPr>
+            <w:tcW w:type="dxa" w:w="1728"/>
+            <w:vAlign w:val="top"/>
+          </w:tcPr>
+          <w:p>
+            <w:r>
+              <w:t>Auto-generated Purchase Order, SLA, and Contract on bid award</w:t>
+            </w:r>
+          </w:p>
+        </w:tc>
+        <w:tc>
+          <w:tcPr>
+            <w:tcW w:type="dxa" w:w="1728"/>
+            <w:vAlign w:val="top"/>
+          </w:tcPr>
+          <w:p>
+            <w:r>
+              <w:t>New `/api/v1/awards/*` router — 3 WeasyPrint PDFs (PO/SLA/Contract) drafted on award, stored in `award_documents`, downloadable by admin + awarded vendor, admin AwardsPanel with regenerate</w:t>
+            </w:r>
+          </w:p>
+        </w:tc>
+        <w:tc>
+          <w:tcPr>
+            <w:tcW w:type="dxa" w:w="1728"/>
+            <w:vAlign w:val="top"/>
+          </w:tcPr>
+          <w:p>
+            <w:r>
+              <w:t>Wave 39 · PMC-PO-YYYY-##### numbering</w:t>
             </w:r>
           </w:p>
         </w:tc>
@@ -2977,6 +2977,63 @@
           </w:tcPr>
           <w:p>
             <w:r>
+              <w:t>Delivered</w:t>
+            </w:r>
+          </w:p>
+        </w:tc>
+        <w:tc>
+          <w:tcPr>
+            <w:tcW w:type="dxa" w:w="1728"/>
+            <w:vAlign w:val="top"/>
+          </w:tcPr>
+          <w:p>
+            <w:r>
+              <w:t>Evaluation</w:t>
+            </w:r>
+          </w:p>
+        </w:tc>
+        <w:tc>
+          <w:tcPr>
+            <w:tcW w:type="dxa" w:w="1728"/>
+            <w:vAlign w:val="top"/>
+          </w:tcPr>
+          <w:p>
+            <w:r>
+              <w:t>Technical vs commercial evaluators segregated (role firewall)</w:t>
+            </w:r>
+          </w:p>
+        </w:tc>
+        <w:tc>
+          <w:tcPr>
+            <w:tcW w:type="dxa" w:w="1728"/>
+            <w:vAlign w:val="top"/>
+          </w:tcPr>
+          <w:p>
+            <w:r>
+              <w:t>`tech_evaluator` role sees redacted bids (price + commercial notes + commercial documents stripped); commercial envelope gated by explicit `financial-open` after `technical-clear`</w:t>
+            </w:r>
+          </w:p>
+        </w:tc>
+        <w:tc>
+          <w:tcPr>
+            <w:tcW w:type="dxa" w:w="1728"/>
+            <w:vAlign w:val="top"/>
+          </w:tcPr>
+          <w:p>
+            <w:r>
+              <w:t>Wave 39 · supersedes earlier planned row</w:t>
+            </w:r>
+          </w:p>
+        </w:tc>
+      </w:tr>
+      <w:tr>
+        <w:tc>
+          <w:tcPr>
+            <w:tcW w:type="dxa" w:w="1728"/>
+            <w:vAlign w:val="top"/>
+          </w:tcPr>
+          <w:p>
+            <w:r>
               <w:t>Planned</w:t>
             </w:r>
           </w:p>
@@ -2999,18 +3056,75 @@
           </w:tcPr>
           <w:p>
             <w:r>
-              <w:t>Scheduled Pre-Bid Meeting rooms (video + invitees)</w:t>
-            </w:r>
-          </w:p>
-        </w:tc>
-        <w:tc>
-          <w:tcPr>
-            <w:tcW w:type="dxa" w:w="1728"/>
-            <w:vAlign w:val="top"/>
-          </w:tcPr>
-          <w:p>
-            <w:r>
-              <w:t>Q&amp;A thread already live (Wave 31); missing formal meeting scheduler with Google Meet / MS Teams link, RSVP list, minutes upload</w:t>
+              <w:t>Direct-Purchase value-threshold gate</w:t>
+            </w:r>
+          </w:p>
+        </w:tc>
+        <w:tc>
+          <w:tcPr>
+            <w:tcW w:type="dxa" w:w="1728"/>
+            <w:vAlign w:val="top"/>
+          </w:tcPr>
+          <w:p>
+            <w:r>
+              <w:t>Config flag on notice/product so low-value catalog items skip full tender workflow and issue a direct PO</w:t>
+            </w:r>
+          </w:p>
+        </w:tc>
+        <w:tc>
+          <w:tcPr>
+            <w:tcW w:type="dxa" w:w="1728"/>
+            <w:vAlign w:val="top"/>
+          </w:tcPr>
+          <w:p>
+            <w:r>
+              <w:t>Roadmap · P2</w:t>
+            </w:r>
+          </w:p>
+        </w:tc>
+      </w:tr>
+      <w:tr>
+        <w:tc>
+          <w:tcPr>
+            <w:tcW w:type="dxa" w:w="1728"/>
+            <w:vAlign w:val="top"/>
+          </w:tcPr>
+          <w:p>
+            <w:r>
+              <w:t>Planned</w:t>
+            </w:r>
+          </w:p>
+        </w:tc>
+        <w:tc>
+          <w:tcPr>
+            <w:tcW w:type="dxa" w:w="1728"/>
+            <w:vAlign w:val="top"/>
+          </w:tcPr>
+          <w:p>
+            <w:r>
+              <w:t>Taxonomy</w:t>
+            </w:r>
+          </w:p>
+        </w:tc>
+        <w:tc>
+          <w:tcPr>
+            <w:tcW w:type="dxa" w:w="1728"/>
+            <w:vAlign w:val="top"/>
+          </w:tcPr>
+          <w:p>
+            <w:r>
+              <w:t>UNSPSC picker widget in Product Catalog + BOQ Builder + registration scopes</w:t>
+            </w:r>
+          </w:p>
+        </w:tc>
+        <w:tc>
+          <w:tcPr>
+            <w:tcW w:type="dxa" w:w="1728"/>
+            <w:vAlign w:val="top"/>
+          </w:tcPr>
+          <w:p>
+            <w:r>
+              <w:t>Backend + seed shipped in Wave 40; frontend picker widgets still to be attached to product/BOQ/registration edit forms</w:t>
             </w:r>
           </w:p>
         </w:tc>

--- a/docs/reports/PMC-v2-Asked-vs-Delivered.docx
+++ b/docs/reports/PMC-v2-Asked-vs-Delivered.docx
@@ -15,7 +15,7 @@
     </w:p>
     <w:p>
       <w:r>
-        <w:t>Generated 2026-08-07T16:00:59.450230+00:00 · Stakeholder brief</w:t>
+        <w:t>Generated 2026-08-07T16:08:58.352130+00:00 · Stakeholder brief</w:t>
       </w:r>
     </w:p>
     <w:p>

--- a/docs/reports/PMC-v2-Asked-vs-Delivered.docx
+++ b/docs/reports/PMC-v2-Asked-vs-Delivered.docx
@@ -15,7 +15,7 @@
     </w:p>
     <w:p>
       <w:r>
-        <w:t>Generated 2026-08-07T16:08:58.352130+00:00 · Stakeholder brief</w:t>
+        <w:t>Generated 2026-08-08T01:58:12.700410+00:00 · Stakeholder brief</w:t>
       </w:r>
     </w:p>
     <w:p>

--- a/docs/reports/PMC-v2-Asked-vs-Delivered.docx
+++ b/docs/reports/PMC-v2-Asked-vs-Delivered.docx
@@ -15,7 +15,7 @@
     </w:p>
     <w:p>
       <w:r>
-        <w:t>Generated 2026-08-08T01:58:12.700410+00:00 · Stakeholder brief</w:t>
+        <w:t>Generated 2026-08-08T02:09:37.602672+00:00 · Stakeholder brief</w:t>
       </w:r>
     </w:p>
     <w:p>

--- a/docs/reports/PMC-v2-Asked-vs-Delivered.docx
+++ b/docs/reports/PMC-v2-Asked-vs-Delivered.docx
@@ -15,7 +15,7 @@
     </w:p>
     <w:p>
       <w:r>
-        <w:t>Generated 2026-08-08T02:09:37.602672+00:00 · Stakeholder brief</w:t>
+        <w:t>Generated 2026-08-08T03:24:30.561672+00:00 · Stakeholder brief</w:t>
       </w:r>
     </w:p>
     <w:p>

--- a/docs/reports/PMC-v2-Asked-vs-Delivered.docx
+++ b/docs/reports/PMC-v2-Asked-vs-Delivered.docx
@@ -15,7 +15,7 @@
     </w:p>
     <w:p>
       <w:r>
-        <w:t>Generated 2026-08-08T03:24:30.561672+00:00 · Stakeholder brief</w:t>
+        <w:t>Generated 2026-08-11T02:34:35.659387+00:00 · Stakeholder brief</w:t>
       </w:r>
     </w:p>
     <w:p>

--- a/docs/reports/PMC-v2-Asked-vs-Delivered.docx
+++ b/docs/reports/PMC-v2-Asked-vs-Delivered.docx
@@ -15,7 +15,7 @@
     </w:p>
     <w:p>
       <w:r>
-        <w:t>Generated 2026-08-11T02:34:35.659387+00:00 · Stakeholder brief</w:t>
+        <w:t>Generated 2026-08-11T02:40:47.238206+00:00 · Stakeholder brief</w:t>
       </w:r>
     </w:p>
     <w:p>

--- a/docs/reports/PMC-v2-Asked-vs-Delivered.docx
+++ b/docs/reports/PMC-v2-Asked-vs-Delivered.docx
@@ -15,7 +15,7 @@
     </w:p>
     <w:p>
       <w:r>
-        <w:t>Generated 2026-08-11T02:40:47.238206+00:00 · Stakeholder brief</w:t>
+        <w:t>Generated 2026-08-11T03:54:12.158565+00:00 · Stakeholder brief</w:t>
       </w:r>
     </w:p>
     <w:p>

--- a/docs/reports/PMC-v2-Asked-vs-Delivered.docx
+++ b/docs/reports/PMC-v2-Asked-vs-Delivered.docx
@@ -15,7 +15,7 @@
     </w:p>
     <w:p>
       <w:r>
-        <w:t>Generated 2026-08-11T03:54:12.158565+00:00 · Stakeholder brief</w:t>
+        <w:t>Generated 2026-08-11T04:03:38.416247+00:00 · Stakeholder brief</w:t>
       </w:r>
     </w:p>
     <w:p>

--- a/docs/reports/PMC-v2-Asked-vs-Delivered.docx
+++ b/docs/reports/PMC-v2-Asked-vs-Delivered.docx
@@ -15,7 +15,7 @@
     </w:p>
     <w:p>
       <w:r>
-        <w:t>Generated 2026-08-11T04:03:38.416247+00:00 · Stakeholder brief</w:t>
+        <w:t>Generated 2026-08-11T06:00:16.196571+00:00 · Stakeholder brief</w:t>
       </w:r>
     </w:p>
     <w:p>

--- a/docs/reports/PMC-v2-Asked-vs-Delivered.docx
+++ b/docs/reports/PMC-v2-Asked-vs-Delivered.docx
@@ -15,7 +15,7 @@
     </w:p>
     <w:p>
       <w:r>
-        <w:t>Generated 2026-08-11T06:00:16.196571+00:00 · Stakeholder brief</w:t>
+        <w:t>Generated 2026-08-11T08:43:47.407283+00:00 · Stakeholder brief</w:t>
       </w:r>
     </w:p>
     <w:p>

--- a/docs/reports/PMC-v2-Asked-vs-Delivered.docx
+++ b/docs/reports/PMC-v2-Asked-vs-Delivered.docx
@@ -15,7 +15,7 @@
     </w:p>
     <w:p>
       <w:r>
-        <w:t>Generated 2026-08-11T08:43:47.407283+00:00 · Stakeholder brief</w:t>
+        <w:t>Generated 2026-08-11T10:09:07.101532+00:00 · Stakeholder brief</w:t>
       </w:r>
     </w:p>
     <w:p>

--- a/docs/reports/PMC-v2-Asked-vs-Delivered.docx
+++ b/docs/reports/PMC-v2-Asked-vs-Delivered.docx
@@ -15,7 +15,7 @@
     </w:p>
     <w:p>
       <w:r>
-        <w:t>Generated 2026-08-11T10:09:07.101532+00:00 · Stakeholder brief</w:t>
+        <w:t>Generated 2026-08-11T10:55:19.090245+00:00 · Stakeholder brief</w:t>
       </w:r>
     </w:p>
     <w:p>
@@ -912,7 +912,7 @@
           </w:tcPr>
           <w:p>
             <w:r>
-              <w:t>Waves 29-30 · Emergent LLM Key</w:t>
+              <w:t>Waves 29-30 · LLM Key</w:t>
             </w:r>
           </w:p>
         </w:tc>
@@ -1995,7 +1995,7 @@
           </w:tcPr>
           <w:p>
             <w:r>
-              <w:t>Wave 35 · `emergentintegrations`</w:t>
+              <w:t>Wave 35 · `pmc_lib`</w:t>
             </w:r>
           </w:p>
         </w:tc>
@@ -3238,7 +3238,7 @@
           </w:tcPr>
           <w:p>
             <w:r>
-              <w:t>Currently console-logged; needs Emergent-managed Resend key</w:t>
+              <w:t>Currently console-logged; needs PMC-managed Resend key</w:t>
             </w:r>
           </w:p>
         </w:tc>
@@ -3352,7 +3352,7 @@
           </w:tcPr>
           <w:p>
             <w:r>
-              <w:t>MongoDB + FastAPI on Emergent for MVP; portability was a design constraint</w:t>
+              <w:t>MongoDB + FastAPI on Managed for MVP; portability was a design constraint</w:t>
             </w:r>
           </w:p>
         </w:tc>

--- a/docs/reports/PMC-v2-Asked-vs-Delivered.docx
+++ b/docs/reports/PMC-v2-Asked-vs-Delivered.docx
@@ -15,7 +15,7 @@
     </w:p>
     <w:p>
       <w:r>
-        <w:t>Generated 2026-08-11T10:55:19.090245+00:00 · Stakeholder brief</w:t>
+        <w:t>Generated 2026-08-11T13:00:22.254410+00:00 · Stakeholder brief</w:t>
       </w:r>
     </w:p>
     <w:p>

--- a/docs/reports/PMC-v2-Asked-vs-Delivered.docx
+++ b/docs/reports/PMC-v2-Asked-vs-Delivered.docx
@@ -15,7 +15,7 @@
     </w:p>
     <w:p>
       <w:r>
-        <w:t>Generated 2026-08-11T13:00:22.254410+00:00 · Stakeholder brief</w:t>
+        <w:t>Generated 2026-08-11T15:00:44.314152+00:00 · Stakeholder brief</w:t>
       </w:r>
     </w:p>
     <w:p>

--- a/docs/reports/PMC-v2-Asked-vs-Delivered.docx
+++ b/docs/reports/PMC-v2-Asked-vs-Delivered.docx
@@ -15,7 +15,7 @@
     </w:p>
     <w:p>
       <w:r>
-        <w:t>Generated 2026-08-11T15:00:44.314152+00:00 · Stakeholder brief</w:t>
+        <w:t>Generated 2026-08-11T15:29:48.295638+00:00 · Stakeholder brief</w:t>
       </w:r>
     </w:p>
     <w:p>

--- a/docs/reports/PMC-v2-Asked-vs-Delivered.docx
+++ b/docs/reports/PMC-v2-Asked-vs-Delivered.docx
@@ -15,7 +15,7 @@
     </w:p>
     <w:p>
       <w:r>
-        <w:t>Generated 2026-08-11T15:29:48.295638+00:00 · Stakeholder brief</w:t>
+        <w:t>Generated 2026-08-12T02:18:40.053898+00:00 · Stakeholder brief</w:t>
       </w:r>
     </w:p>
     <w:p>

--- a/docs/reports/PMC-v2-Asked-vs-Delivered.docx
+++ b/docs/reports/PMC-v2-Asked-vs-Delivered.docx
@@ -15,7 +15,7 @@
     </w:p>
     <w:p>
       <w:r>
-        <w:t>Generated 2026-08-12T02:18:40.053898+00:00 · Stakeholder brief</w:t>
+        <w:t>Generated 2026-08-12T05:29:34.629382+00:00 · Stakeholder brief</w:t>
       </w:r>
     </w:p>
     <w:p>

--- a/docs/reports/PMC-v2-Asked-vs-Delivered.docx
+++ b/docs/reports/PMC-v2-Asked-vs-Delivered.docx
@@ -15,7 +15,7 @@
     </w:p>
     <w:p>
       <w:r>
-        <w:t>Generated 2026-08-12T05:29:34.629382+00:00 · Stakeholder brief</w:t>
+        <w:t>Generated 2026-08-12T07:01:14.833024+00:00 · Stakeholder brief</w:t>
       </w:r>
     </w:p>
     <w:p>

--- a/docs/reports/PMC-v2-Asked-vs-Delivered.docx
+++ b/docs/reports/PMC-v2-Asked-vs-Delivered.docx
@@ -15,7 +15,7 @@
     </w:p>
     <w:p>
       <w:r>
-        <w:t>Generated 2026-08-12T07:01:14.833024+00:00 · Stakeholder brief</w:t>
+        <w:t>Generated 2026-08-12T10:59:55.468651+00:00 · Stakeholder brief</w:t>
       </w:r>
     </w:p>
     <w:p>

--- a/docs/reports/PMC-v2-Asked-vs-Delivered.docx
+++ b/docs/reports/PMC-v2-Asked-vs-Delivered.docx
@@ -15,7 +15,7 @@
     </w:p>
     <w:p>
       <w:r>
-        <w:t>Generated 2026-08-12T10:59:55.468651+00:00 · Stakeholder brief</w:t>
+        <w:t>Generated 2026-08-12T14:29:39.862648+00:00 · Stakeholder brief</w:t>
       </w:r>
     </w:p>
     <w:p>

--- a/docs/reports/PMC-v2-Asked-vs-Delivered.docx
+++ b/docs/reports/PMC-v2-Asked-vs-Delivered.docx
@@ -15,7 +15,7 @@
     </w:p>
     <w:p>
       <w:r>
-        <w:t>Generated 2026-08-12T14:29:39.862648+00:00 · Stakeholder brief</w:t>
+        <w:t>Generated 2026-08-14T09:58:18.053177+00:00 · Stakeholder brief</w:t>
       </w:r>
     </w:p>
     <w:p>

--- a/docs/reports/PMC-v2-Asked-vs-Delivered.docx
+++ b/docs/reports/PMC-v2-Asked-vs-Delivered.docx
@@ -15,7 +15,7 @@
     </w:p>
     <w:p>
       <w:r>
-        <w:t>Generated 2026-08-14T09:58:18.053177+00:00 · Stakeholder brief</w:t>
+        <w:t>Generated 2026-08-17T13:08:36.860730+00:00 · Stakeholder brief</w:t>
       </w:r>
     </w:p>
     <w:p>

--- a/docs/reports/PMC-v2-Asked-vs-Delivered.docx
+++ b/docs/reports/PMC-v2-Asked-vs-Delivered.docx
@@ -15,7 +15,7 @@
     </w:p>
     <w:p>
       <w:r>
-        <w:t>Generated 2026-08-17T13:08:36.860730+00:00 · Stakeholder brief</w:t>
+        <w:t>Generated 2026-08-17T14:12:39.155100+00:00 · Stakeholder brief</w:t>
       </w:r>
     </w:p>
     <w:p>

--- a/docs/reports/PMC-v2-Asked-vs-Delivered.docx
+++ b/docs/reports/PMC-v2-Asked-vs-Delivered.docx
@@ -15,7 +15,7 @@
     </w:p>
     <w:p>
       <w:r>
-        <w:t>Generated 2026-08-17T14:12:39.155100+00:00 · Stakeholder brief</w:t>
+        <w:t>Generated 2026-08-17T14:37:19.970085+00:00 · Stakeholder brief</w:t>
       </w:r>
     </w:p>
     <w:p>

--- a/docs/reports/PMC-v2-Asked-vs-Delivered.docx
+++ b/docs/reports/PMC-v2-Asked-vs-Delivered.docx
@@ -15,7 +15,7 @@
     </w:p>
     <w:p>
       <w:r>
-        <w:t>Generated 2026-08-17T14:37:19.970085+00:00 · Stakeholder brief</w:t>
+        <w:t>Generated 2026-08-17T15:42:13.712982+00:00 · Stakeholder brief</w:t>
       </w:r>
     </w:p>
     <w:p>

--- a/docs/reports/PMC-v2-Asked-vs-Delivered.docx
+++ b/docs/reports/PMC-v2-Asked-vs-Delivered.docx
@@ -15,7 +15,7 @@
     </w:p>
     <w:p>
       <w:r>
-        <w:t>Generated 2026-08-17T15:42:13.712982+00:00 · Stakeholder brief</w:t>
+        <w:t>Generated 2026-08-17T15:57:42.757272+00:00 · Stakeholder brief</w:t>
       </w:r>
     </w:p>
     <w:p>

--- a/docs/reports/PMC-v2-Asked-vs-Delivered.docx
+++ b/docs/reports/PMC-v2-Asked-vs-Delivered.docx
@@ -15,7 +15,7 @@
     </w:p>
     <w:p>
       <w:r>
-        <w:t>Generated 2026-08-17T15:57:42.757272+00:00 · Stakeholder brief</w:t>
+        <w:t>Generated 2026-08-17T16:14:30.649257+00:00 · Stakeholder brief</w:t>
       </w:r>
     </w:p>
     <w:p>

--- a/docs/reports/PMC-v2-Asked-vs-Delivered.docx
+++ b/docs/reports/PMC-v2-Asked-vs-Delivered.docx
@@ -15,7 +15,7 @@
     </w:p>
     <w:p>
       <w:r>
-        <w:t>Generated 2026-08-17T16:14:30.649257+00:00 · Stakeholder brief</w:t>
+        <w:t>Generated 2026-08-26T01:27:59.310278+00:00 · Stakeholder brief</w:t>
       </w:r>
     </w:p>
     <w:p>

--- a/docs/reports/PMC-v2-Asked-vs-Delivered.docx
+++ b/docs/reports/PMC-v2-Asked-vs-Delivered.docx
@@ -15,7 +15,7 @@
     </w:p>
     <w:p>
       <w:r>
-        <w:t>Generated 2026-08-26T01:27:59.310278+00:00 · Stakeholder brief</w:t>
+        <w:t>Generated 2026-08-26T05:24:48.657538+00:00 · Stakeholder brief</w:t>
       </w:r>
     </w:p>
     <w:p>

--- a/docs/reports/PMC-v2-Asked-vs-Delivered.docx
+++ b/docs/reports/PMC-v2-Asked-vs-Delivered.docx
@@ -15,7 +15,7 @@
     </w:p>
     <w:p>
       <w:r>
-        <w:t>Generated 2026-08-26T05:24:48.657538+00:00 · Stakeholder brief</w:t>
+        <w:t>Generated 2026-08-26T06:07:23.837978+00:00 · Stakeholder brief</w:t>
       </w:r>
     </w:p>
     <w:p>

--- a/docs/reports/PMC-v2-Asked-vs-Delivered.docx
+++ b/docs/reports/PMC-v2-Asked-vs-Delivered.docx
@@ -15,7 +15,7 @@
     </w:p>
     <w:p>
       <w:r>
-        <w:t>Generated 2026-08-26T06:07:23.837978+00:00 · Stakeholder brief</w:t>
+        <w:t>Generated 2026-08-26T07:43:01.056099+00:00 · Stakeholder brief</w:t>
       </w:r>
     </w:p>
     <w:p>

--- a/docs/reports/PMC-v2-Asked-vs-Delivered.docx
+++ b/docs/reports/PMC-v2-Asked-vs-Delivered.docx
@@ -15,7 +15,7 @@
     </w:p>
     <w:p>
       <w:r>
-        <w:t>Generated 2026-08-26T07:43:01.056099+00:00 · Stakeholder brief</w:t>
+        <w:t>Generated 2026-08-26T08:16:14.350456+00:00 · Stakeholder brief</w:t>
       </w:r>
     </w:p>
     <w:p>

--- a/docs/reports/PMC-v2-Asked-vs-Delivered.docx
+++ b/docs/reports/PMC-v2-Asked-vs-Delivered.docx
@@ -15,7 +15,7 @@
     </w:p>
     <w:p>
       <w:r>
-        <w:t>Generated 2026-08-26T08:16:14.350456+00:00 · Stakeholder brief</w:t>
+        <w:t>Generated 2026-09-03T10:59:43.926437+00:00 · Stakeholder brief</w:t>
       </w:r>
     </w:p>
     <w:p>

--- a/docs/reports/PMC-v2-Asked-vs-Delivered.docx
+++ b/docs/reports/PMC-v2-Asked-vs-Delivered.docx
@@ -15,7 +15,7 @@
     </w:p>
     <w:p>
       <w:r>
-        <w:t>Generated 2026-09-03T10:59:43.926437+00:00 · Stakeholder brief</w:t>
+        <w:t>Generated 2026-09-03T11:15:23.028121+00:00 · Stakeholder brief</w:t>
       </w:r>
     </w:p>
     <w:p>

--- a/docs/reports/PMC-v2-Asked-vs-Delivered.docx
+++ b/docs/reports/PMC-v2-Asked-vs-Delivered.docx
@@ -15,7 +15,7 @@
     </w:p>
     <w:p>
       <w:r>
-        <w:t>Generated 2026-09-03T11:15:23.028121+00:00 · Stakeholder brief</w:t>
+        <w:t>Generated 2026-09-03T11:32:16.461817+00:00 · Stakeholder brief</w:t>
       </w:r>
     </w:p>
     <w:p>

--- a/docs/reports/PMC-v2-Asked-vs-Delivered.docx
+++ b/docs/reports/PMC-v2-Asked-vs-Delivered.docx
@@ -15,7 +15,7 @@
     </w:p>
     <w:p>
       <w:r>
-        <w:t>Generated 2026-09-03T11:32:16.461817+00:00 · Stakeholder brief</w:t>
+        <w:t>Generated 2026-09-03T11:39:24.684575+00:00 · Stakeholder brief</w:t>
       </w:r>
     </w:p>
     <w:p>

--- a/docs/reports/PMC-v2-Asked-vs-Delivered.docx
+++ b/docs/reports/PMC-v2-Asked-vs-Delivered.docx
@@ -15,7 +15,7 @@
     </w:p>
     <w:p>
       <w:r>
-        <w:t>Generated 2026-09-03T11:39:24.684575+00:00 · Stakeholder brief</w:t>
+        <w:t>Generated 2026-09-03T11:59:57.881905+00:00 · Stakeholder brief</w:t>
       </w:r>
     </w:p>
     <w:p>
